--- a/docx/03-direccionamiento-ip/boletin-U03-ipv6-avanzado-resuelto.docx
+++ b/docx/03-direccionamiento-ip/boletin-U03-ipv6-avanzado-resuelto.docx
@@ -15,6 +15,9 @@
             <w:pStyle w:val="TOCHeading"/>
           </w:pPr>
           <w:r>
+            <w:rPr>
+              <w:lang w:val="es-ES"/>
+            </w:rPr>
             <w:t xml:space="preserve">Table of Contents</w:t>
           </w:r>
         </w:p>
@@ -34,6 +37,9 @@
         <w:pStyle w:val="Heading1"/>
       </w:pPr>
       <w:r>
+        <w:rPr>
+          <w:lang w:val="es-ES"/>
+        </w:rPr>
         <w:t xml:space="preserve">Boletín UD3 · IPv6 — Avanzado (Resuelto)</w:t>
       </w:r>
     </w:p>
@@ -44,6 +50,9 @@
         <w:pStyle w:val="Heading1"/>
       </w:pPr>
       <w:r>
+        <w:rPr>
+          <w:lang w:val="es-ES"/>
+        </w:rPr>
         <w:t xml:space="preserve">✅ Boletín UD3 · IPv6 — Avanzado (Resuelto)</w:t>
       </w:r>
     </w:p>
@@ -60,6 +69,9 @@
         <w:pStyle w:val="Heading2"/>
       </w:pPr>
       <w:r>
+        <w:rPr>
+          <w:lang w:val="es-ES"/>
+        </w:rPr>
         <w:t xml:space="preserve">1. Subnetting IPv6</w:t>
       </w:r>
     </w:p>
@@ -74,14 +86,47 @@
         <w:rPr>
           <w:b/>
           <w:bCs/>
-        </w:rPr>
-        <w:t xml:space="preserve">Máscara para sedes:</w:t>
-      </w:r>
-      <w:r>
-        <w:t xml:space="preserve"> </w:t>
-      </w:r>
-      <w:r>
-        <w:t xml:space="preserve">/48 → para 5 sedes necesitas 3 bits extra (2³ = 8). Cada sede tendría /51. Pero en IPv6 lo estándar es dar /48 a cada sede (todas son /48 independientes). Si solo tienes un /48 global, entonces usas /52 para 16 subredes (2⁴ = 16).</w:t>
+          <w:lang w:val="es-ES"/>
+        </w:rPr>
+        <w:t xml:space="preserve">Subredes /64 dentro de /48:</w:t>
+      </w:r>
+      <w:r>
+        <w:rPr>
+          <w:lang w:val="es-ES"/>
+        </w:rPr>
+        <w:t xml:space="preserve"> </w:t>
+      </w:r>
+      <w:r>
+        <w:rPr>
+          <w:lang w:val="es-ES"/>
+        </w:rPr>
+        <w:t xml:space="preserve">64 − 48 = 16 bits → 2¹⁶ =</w:t>
+      </w:r>
+      <w:r>
+        <w:rPr>
+          <w:lang w:val="es-ES"/>
+        </w:rPr>
+        <w:t xml:space="preserve"> </w:t>
+      </w:r>
+      <w:r>
+        <w:rPr>
+          <w:b/>
+          <w:bCs/>
+          <w:lang w:val="es-ES"/>
+        </w:rPr>
+        <w:t xml:space="preserve">65.536 subredes</w:t>
+      </w:r>
+      <w:r>
+        <w:rPr>
+          <w:lang w:val="es-ES"/>
+        </w:rPr>
+        <w:t xml:space="preserve"> </w:t>
+      </w:r>
+      <w:r>
+        <w:rPr>
+          <w:lang w:val="es-ES"/>
+        </w:rPr>
+        <w:t xml:space="preserve">/64.</w:t>
       </w:r>
     </w:p>
     <w:p>
@@ -95,43 +140,7 @@
         <w:rPr>
           <w:b/>
           <w:bCs/>
-        </w:rPr>
-        <w:t xml:space="preserve">Subredes /64 dentro de /48:</w:t>
-      </w:r>
-      <w:r>
-        <w:t xml:space="preserve"> </w:t>
-      </w:r>
-      <w:r>
-        <w:t xml:space="preserve">64 - 48 = 16 bits → 2¹⁶ =</w:t>
-      </w:r>
-      <w:r>
-        <w:t xml:space="preserve"> </w:t>
-      </w:r>
-      <w:r>
-        <w:rPr>
-          <w:b/>
-          <w:bCs/>
-        </w:rPr>
-        <w:t xml:space="preserve">65.536 subredes</w:t>
-      </w:r>
-      <w:r>
-        <w:t xml:space="preserve"> </w:t>
-      </w:r>
-      <w:r>
-        <w:t xml:space="preserve">/64.</w:t>
-      </w:r>
-    </w:p>
-    <w:p>
-      <w:pPr>
-        <w:numPr>
-          <w:ilvl w:val="0"/>
-          <w:numId w:val="1001"/>
-        </w:numPr>
-      </w:pPr>
-      <w:r>
-        <w:rPr>
-          <w:b/>
-          <w:bCs/>
+          <w:lang w:val="es-ES"/>
         </w:rPr>
         <w:t xml:space="preserve">Primeras 3 subredes /64:</w:t>
       </w:r>
@@ -145,7 +154,11 @@
         </w:numPr>
       </w:pPr>
       <w:r>
-        <w:t xml:space="preserve">2001:DB8:CAFE:0000::/64</w:t>
+        <w:rPr>
+          <w:rStyle w:val="VerbatimChar"/>
+          <w:lang w:val="es-ES"/>
+        </w:rPr>
+        <w:t xml:space="preserve">2001:DB8:CAFE::/64</w:t>
       </w:r>
     </w:p>
     <w:p>
@@ -157,7 +170,11 @@
         </w:numPr>
       </w:pPr>
       <w:r>
-        <w:t xml:space="preserve">2001:DB8:CAFE:0001::/64</w:t>
+        <w:rPr>
+          <w:rStyle w:val="VerbatimChar"/>
+          <w:lang w:val="es-ES"/>
+        </w:rPr>
+        <w:t xml:space="preserve">2001:DB8:CAFE:1::/64</w:t>
       </w:r>
     </w:p>
     <w:p>
@@ -169,7 +186,39 @@
         </w:numPr>
       </w:pPr>
       <w:r>
-        <w:t xml:space="preserve">2001:DB8:CAFE:0002::/64</w:t>
+        <w:rPr>
+          <w:rStyle w:val="VerbatimChar"/>
+          <w:lang w:val="es-ES"/>
+        </w:rPr>
+        <w:t xml:space="preserve">2001:DB8:CAFE:2::/64</w:t>
+      </w:r>
+    </w:p>
+    <w:p>
+      <w:pPr>
+        <w:numPr>
+          <w:ilvl w:val="0"/>
+          <w:numId w:val="1001"/>
+        </w:numPr>
+      </w:pPr>
+      <w:r>
+        <w:rPr>
+          <w:b/>
+          <w:bCs/>
+          <w:lang w:val="es-ES"/>
+        </w:rPr>
+        <w:t xml:space="preserve">Por qué /64:</w:t>
+      </w:r>
+      <w:r>
+        <w:rPr>
+          <w:lang w:val="es-ES"/>
+        </w:rPr>
+        <w:t xml:space="preserve"> </w:t>
+      </w:r>
+      <w:r>
+        <w:rPr>
+          <w:lang w:val="es-ES"/>
+        </w:rPr>
+        <w:t xml:space="preserve">es el estándar de la IETF porque deja los 64 bits inferiores para el identificador de interfaz (SLAAC/EUI-64, punto 12). Con /128 no habría espacio para hosts ni para autoconfiguración: solo cabría una dirección exacta.</w:t>
       </w:r>
     </w:p>
     <w:bookmarkEnd w:id="10"/>
@@ -179,6 +228,9 @@
         <w:pStyle w:val="Heading2"/>
       </w:pPr>
       <w:r>
+        <w:rPr>
+          <w:lang w:val="es-ES"/>
+        </w:rPr>
         <w:t xml:space="preserve">2. EUI-64</w:t>
       </w:r>
     </w:p>
@@ -193,19 +245,32 @@
         <w:rPr>
           <w:b/>
           <w:bCs/>
+          <w:lang w:val="es-ES"/>
         </w:rPr>
         <w:t xml:space="preserve">EUI-64:</w:t>
       </w:r>
       <w:r>
-        <w:t xml:space="preserve"> </w:t>
-      </w:r>
-      <w:r>
+        <w:rPr>
+          <w:lang w:val="es-ES"/>
+        </w:rPr>
+        <w:t xml:space="preserve"> </w:t>
+      </w:r>
+      <w:r>
+        <w:rPr>
+          <w:lang w:val="es-ES"/>
+        </w:rPr>
         <w:t xml:space="preserve">021A:2BFF:FE3C:4D5E</w:t>
       </w:r>
       <w:r>
-        <w:t xml:space="preserve"> </w:t>
-      </w:r>
-      <w:r>
+        <w:rPr>
+          <w:lang w:val="es-ES"/>
+        </w:rPr>
+        <w:t xml:space="preserve"> </w:t>
+      </w:r>
+      <w:r>
+        <w:rPr>
+          <w:lang w:val="es-ES"/>
+        </w:rPr>
         <w:t xml:space="preserve">(Invertir bit 7 del primer byte: 00 → 02, insertar FF:FE entre las mitades)</w:t>
       </w:r>
     </w:p>
@@ -220,13 +285,20 @@
         <w:rPr>
           <w:b/>
           <w:bCs/>
+          <w:lang w:val="es-ES"/>
         </w:rPr>
         <w:t xml:space="preserve">IPv6 completa:</w:t>
       </w:r>
       <w:r>
-        <w:t xml:space="preserve"> </w:t>
-      </w:r>
-      <w:r>
+        <w:rPr>
+          <w:lang w:val="es-ES"/>
+        </w:rPr>
+        <w:t xml:space="preserve"> </w:t>
+      </w:r>
+      <w:r>
+        <w:rPr>
+          <w:lang w:val="es-ES"/>
+        </w:rPr>
         <w:t xml:space="preserve">2001:DB8:1:2:021A:2BFF:FE3C:4D5E/64</w:t>
       </w:r>
     </w:p>
@@ -241,13 +313,20 @@
         <w:rPr>
           <w:b/>
           <w:bCs/>
+          <w:lang w:val="es-ES"/>
         </w:rPr>
         <w:t xml:space="preserve">Problema de privacidad:</w:t>
       </w:r>
       <w:r>
-        <w:t xml:space="preserve"> </w:t>
-      </w:r>
-      <w:r>
+        <w:rPr>
+          <w:lang w:val="es-ES"/>
+        </w:rPr>
+        <w:t xml:space="preserve"> </w:t>
+      </w:r>
+      <w:r>
+        <w:rPr>
+          <w:lang w:val="es-ES"/>
+        </w:rPr>
         <w:t xml:space="preserve">La IP es siempre la misma para una MAC dada. Esto permite rastrear un dispositivo físico a través de redes. Las Privacy Extensions (RFC 4941) generan direcciones temporales que cambian periódicamente.</w:t>
       </w:r>
     </w:p>
@@ -258,6 +337,9 @@
         <w:pStyle w:val="Heading2"/>
       </w:pPr>
       <w:r>
+        <w:rPr>
+          <w:lang w:val="es-ES"/>
+        </w:rPr>
         <w:t xml:space="preserve">3. Diagnóstico IPv6</w:t>
       </w:r>
     </w:p>
@@ -272,13 +354,20 @@
         <w:rPr>
           <w:b/>
           <w:bCs/>
+          <w:lang w:val="es-ES"/>
         </w:rPr>
         <w:t xml:space="preserve">Dos direcciones:</w:t>
       </w:r>
       <w:r>
-        <w:t xml:space="preserve"> </w:t>
-      </w:r>
-      <w:r>
+        <w:rPr>
+          <w:lang w:val="es-ES"/>
+        </w:rPr>
+        <w:t xml:space="preserve"> </w:t>
+      </w:r>
+      <w:r>
+        <w:rPr>
+          <w:lang w:val="es-ES"/>
+        </w:rPr>
         <w:t xml:space="preserve">Una es Link-Local (fe80::…) necesaria para comunicación local, y otra es Global Unicast (2001:db8:…) para comunicación global. Es normal tener ambas.</w:t>
       </w:r>
     </w:p>
@@ -293,13 +382,20 @@
         <w:rPr>
           <w:b/>
           <w:bCs/>
+          <w:lang w:val="es-ES"/>
         </w:rPr>
         <w:t xml:space="preserve">%12 (Zone ID):</w:t>
       </w:r>
       <w:r>
-        <w:t xml:space="preserve"> </w:t>
-      </w:r>
-      <w:r>
+        <w:rPr>
+          <w:lang w:val="es-ES"/>
+        </w:rPr>
+        <w:t xml:space="preserve"> </w:t>
+      </w:r>
+      <w:r>
+        <w:rPr>
+          <w:lang w:val="es-ES"/>
+        </w:rPr>
         <w:t xml:space="preserve">Identifica la interfaz de red (en este caso, la número 12). Es necesario en Link-Local porque la misma dirección FE80 podría existir en múltiples interfaces.</w:t>
       </w:r>
     </w:p>
@@ -314,37 +410,58 @@
         <w:rPr>
           <w:b/>
           <w:bCs/>
+          <w:lang w:val="es-ES"/>
         </w:rPr>
         <w:t xml:space="preserve">Sí puede acceder a Internet</w:t>
       </w:r>
       <w:r>
-        <w:t xml:space="preserve"> </w:t>
-      </w:r>
-      <w:r>
+        <w:rPr>
+          <w:lang w:val="es-ES"/>
+        </w:rPr>
+        <w:t xml:space="preserve"> </w:t>
+      </w:r>
+      <w:r>
+        <w:rPr>
+          <w:lang w:val="es-ES"/>
+        </w:rPr>
         <w:t xml:space="preserve">(en el escenario del ejercicio). Tiene una Global Unicast (</w:t>
       </w:r>
       <w:r>
         <w:rPr>
           <w:rStyle w:val="VerbatimChar"/>
+          <w:lang w:val="es-ES"/>
         </w:rPr>
         <w:t xml:space="preserve">2001:db8::</w:t>
       </w:r>
       <w:r>
+        <w:rPr>
+          <w:lang w:val="es-ES"/>
+        </w:rPr>
         <w:t xml:space="preserve">, prefijo de documentación que aquí hace de GUA) y un gateway configurado. En Internet real</w:t>
       </w:r>
       <w:r>
+        <w:rPr>
+          <w:lang w:val="es-ES"/>
+        </w:rPr>
         <w:t xml:space="preserve"> </w:t>
       </w:r>
       <w:r>
         <w:rPr>
           <w:rStyle w:val="VerbatimChar"/>
+          <w:lang w:val="es-ES"/>
         </w:rPr>
         <w:t xml:space="preserve">2001:DB8::/32</w:t>
       </w:r>
       <w:r>
-        <w:t xml:space="preserve"> </w:t>
-      </w:r>
-      <w:r>
+        <w:rPr>
+          <w:lang w:val="es-ES"/>
+        </w:rPr>
+        <w:t xml:space="preserve"> </w:t>
+      </w:r>
+      <w:r>
+        <w:rPr>
+          <w:lang w:val="es-ES"/>
+        </w:rPr>
         <w:t xml:space="preserve">no enruta: es el rango reservado por RFC 3849 para ejemplos.</w:t>
       </w:r>
     </w:p>
@@ -359,52 +476,83 @@
         <w:rPr>
           <w:b/>
           <w:bCs/>
+          <w:lang w:val="es-ES"/>
         </w:rPr>
         <w:t xml:space="preserve">Comando:</w:t>
       </w:r>
       <w:r>
+        <w:rPr>
+          <w:lang w:val="es-ES"/>
+        </w:rPr>
         <w:t xml:space="preserve"> </w:t>
       </w:r>
       <w:r>
         <w:rPr>
           <w:rStyle w:val="VerbatimChar"/>
+          <w:lang w:val="es-ES"/>
         </w:rPr>
         <w:t xml:space="preserve">ipconfig /all</w:t>
       </w:r>
       <w:r>
-        <w:t xml:space="preserve"> </w:t>
-      </w:r>
-      <w:r>
+        <w:rPr>
+          <w:lang w:val="es-ES"/>
+        </w:rPr>
+        <w:t xml:space="preserve"> </w:t>
+      </w:r>
+      <w:r>
+        <w:rPr>
+          <w:lang w:val="es-ES"/>
+        </w:rPr>
         <w:t xml:space="preserve">en Windows,</w:t>
       </w:r>
       <w:r>
+        <w:rPr>
+          <w:lang w:val="es-ES"/>
+        </w:rPr>
         <w:t xml:space="preserve"> </w:t>
       </w:r>
       <w:r>
         <w:rPr>
           <w:rStyle w:val="VerbatimChar"/>
+          <w:lang w:val="es-ES"/>
         </w:rPr>
         <w:t xml:space="preserve">ip addr</w:t>
       </w:r>
       <w:r>
-        <w:t xml:space="preserve"> </w:t>
-      </w:r>
-      <w:r>
+        <w:rPr>
+          <w:lang w:val="es-ES"/>
+        </w:rPr>
+        <w:t xml:space="preserve"> </w:t>
+      </w:r>
+      <w:r>
+        <w:rPr>
+          <w:lang w:val="es-ES"/>
+        </w:rPr>
         <w:t xml:space="preserve">en Linux,</w:t>
       </w:r>
       <w:r>
+        <w:rPr>
+          <w:lang w:val="es-ES"/>
+        </w:rPr>
         <w:t xml:space="preserve"> </w:t>
       </w:r>
       <w:r>
         <w:rPr>
           <w:rStyle w:val="VerbatimChar"/>
+          <w:lang w:val="es-ES"/>
         </w:rPr>
         <w:t xml:space="preserve">ifconfig -a</w:t>
       </w:r>
       <w:r>
-        <w:t xml:space="preserve"> </w:t>
-      </w:r>
-      <w:r>
+        <w:rPr>
+          <w:lang w:val="es-ES"/>
+        </w:rPr>
+        <w:t xml:space="preserve"> </w:t>
+      </w:r>
+      <w:r>
+        <w:rPr>
+          <w:lang w:val="es-ES"/>
+        </w:rPr>
         <w:t xml:space="preserve">en macOS.</w:t>
       </w:r>
     </w:p>
@@ -415,6 +563,9 @@
         <w:pStyle w:val="Heading2"/>
       </w:pPr>
       <w:r>
+        <w:rPr>
+          <w:lang w:val="es-ES"/>
+        </w:rPr>
         <w:t xml:space="preserve">4. Diseño de transición</w:t>
       </w:r>
     </w:p>
@@ -429,13 +580,20 @@
         <w:rPr>
           <w:b/>
           <w:bCs/>
+          <w:lang w:val="es-ES"/>
         </w:rPr>
         <w:t xml:space="preserve">Dual Stack en las LANs.</w:t>
       </w:r>
       <w:r>
-        <w:t xml:space="preserve"> </w:t>
-      </w:r>
-      <w:r>
+        <w:rPr>
+          <w:lang w:val="es-ES"/>
+        </w:rPr>
+        <w:t xml:space="preserve"> </w:t>
+      </w:r>
+      <w:r>
+        <w:rPr>
+          <w:lang w:val="es-ES"/>
+        </w:rPr>
         <w:t xml:space="preserve">El ISP ofrece IPv6 nativo, así que ambas sedes pueden tener IPv4 e IPv6 simultáneamente. Es la opción más limpia y sin encapsulación extra.</w:t>
       </w:r>
     </w:p>
@@ -450,13 +608,20 @@
         <w:rPr>
           <w:b/>
           <w:bCs/>
+          <w:lang w:val="es-ES"/>
         </w:rPr>
         <w:t xml:space="preserve">Conexión entre sedes:</w:t>
       </w:r>
       <w:r>
-        <w:t xml:space="preserve"> </w:t>
-      </w:r>
-      <w:r>
+        <w:rPr>
+          <w:lang w:val="es-ES"/>
+        </w:rPr>
+        <w:t xml:space="preserve"> </w:t>
+      </w:r>
+      <w:r>
+        <w:rPr>
+          <w:lang w:val="es-ES"/>
+        </w:rPr>
         <w:t xml:space="preserve">Usando IPv6 nativo (el ISP ya lo ofrece). Cada sede tiene un rango /48 asignado. El enrutamiento IPv6 se hace con OSPFv3 o rutas estáticas.</w:t>
       </w:r>
     </w:p>
@@ -471,13 +636,20 @@
         <w:rPr>
           <w:b/>
           <w:bCs/>
+          <w:lang w:val="es-ES"/>
         </w:rPr>
         <w:t xml:space="preserve">Acceso al servicio cloud solo-IPv4:</w:t>
       </w:r>
       <w:r>
-        <w:t xml:space="preserve"> </w:t>
-      </w:r>
-      <w:r>
+        <w:rPr>
+          <w:lang w:val="es-ES"/>
+        </w:rPr>
+        <w:t xml:space="preserve"> </w:t>
+      </w:r>
+      <w:r>
+        <w:rPr>
+          <w:lang w:val="es-ES"/>
+        </w:rPr>
         <w:t xml:space="preserve">NAT64 + DNS64. El router de la sede central traduce el tráfico IPv6 de los clientes a IPv4 hacia el servidor cloud.</w:t>
       </w:r>
     </w:p>
@@ -492,6 +664,7 @@
         <w:rPr>
           <w:b/>
           <w:bCs/>
+          <w:lang w:val="es-ES"/>
         </w:rPr>
         <w:t xml:space="preserve">Configuración en routers:</w:t>
       </w:r>
@@ -505,14 +678,21 @@
         </w:numPr>
       </w:pPr>
       <w:r>
+        <w:rPr>
+          <w:lang w:val="es-ES"/>
+        </w:rPr>
         <w:t xml:space="preserve">Habilitar</w:t>
       </w:r>
       <w:r>
+        <w:rPr>
+          <w:lang w:val="es-ES"/>
+        </w:rPr>
         <w:t xml:space="preserve"> </w:t>
       </w:r>
       <w:r>
         <w:rPr>
           <w:rStyle w:val="VerbatimChar"/>
+          <w:lang w:val="es-ES"/>
         </w:rPr>
         <w:t xml:space="preserve">ipv6 unicast-routing</w:t>
       </w:r>
@@ -526,6 +706,9 @@
         </w:numPr>
       </w:pPr>
       <w:r>
+        <w:rPr>
+          <w:lang w:val="es-ES"/>
+        </w:rPr>
         <w:t xml:space="preserve">Configurar interfaz WAN con IPv6 del ISP</w:t>
       </w:r>
     </w:p>
@@ -538,6 +721,9 @@
         </w:numPr>
       </w:pPr>
       <w:r>
+        <w:rPr>
+          <w:lang w:val="es-ES"/>
+        </w:rPr>
         <w:t xml:space="preserve">Configurar interfaz LAN con prefijo /64 de la sede</w:t>
       </w:r>
     </w:p>
@@ -550,6 +736,9 @@
         </w:numPr>
       </w:pPr>
       <w:r>
+        <w:rPr>
+          <w:lang w:val="es-ES"/>
+        </w:rPr>
         <w:t xml:space="preserve">Configurar rutas IPv6 estáticas o dinámicas</w:t>
       </w:r>
     </w:p>
@@ -562,6 +751,9 @@
         </w:numPr>
       </w:pPr>
       <w:r>
+        <w:rPr>
+          <w:lang w:val="es-ES"/>
+        </w:rPr>
         <w:t xml:space="preserve">Configurar NAT64 para el servicio cloud legacy</w:t>
       </w:r>
     </w:p>
@@ -572,6 +764,9 @@
         <w:pStyle w:val="Heading2"/>
       </w:pPr>
       <w:r>
+        <w:rPr>
+          <w:lang w:val="es-ES"/>
+        </w:rPr>
         <w:t xml:space="preserve">5. Análisis de Router Advertisement</w:t>
       </w:r>
     </w:p>
@@ -586,13 +781,20 @@
         <w:rPr>
           <w:b/>
           <w:bCs/>
+          <w:lang w:val="es-ES"/>
         </w:rPr>
         <w:t xml:space="preserve">Método:</w:t>
       </w:r>
       <w:r>
-        <w:t xml:space="preserve"> </w:t>
-      </w:r>
-      <w:r>
+        <w:rPr>
+          <w:lang w:val="es-ES"/>
+        </w:rPr>
+        <w:t xml:space="preserve"> </w:t>
+      </w:r>
+      <w:r>
+        <w:rPr>
+          <w:lang w:val="es-ES"/>
+        </w:rPr>
         <w:t xml:space="preserve">DHCPv6 Stateless (O Flag = 1, M Flag = 0). SLAAC da la IP, DHCPv6 da configuración adicional.</w:t>
       </w:r>
     </w:p>
@@ -607,29 +809,46 @@
         <w:rPr>
           <w:b/>
           <w:bCs/>
+          <w:lang w:val="es-ES"/>
         </w:rPr>
         <w:t xml:space="preserve">La IP la da SLAAC</w:t>
       </w:r>
       <w:r>
-        <w:t xml:space="preserve"> </w:t>
-      </w:r>
-      <w:r>
+        <w:rPr>
+          <w:lang w:val="es-ES"/>
+        </w:rPr>
+        <w:t xml:space="preserve"> </w:t>
+      </w:r>
+      <w:r>
+        <w:rPr>
+          <w:lang w:val="es-ES"/>
+        </w:rPr>
         <w:t xml:space="preserve">(el router anuncia el prefijo con RA, el cliente genera su IP).</w:t>
       </w:r>
       <w:r>
+        <w:rPr>
+          <w:lang w:val="es-ES"/>
+        </w:rPr>
         <w:t xml:space="preserve"> </w:t>
       </w:r>
       <w:r>
         <w:rPr>
           <w:b/>
           <w:bCs/>
+          <w:lang w:val="es-ES"/>
         </w:rPr>
         <w:t xml:space="preserve">El DNS lo da DHCPv6</w:t>
       </w:r>
       <w:r>
-        <w:t xml:space="preserve"> </w:t>
-      </w:r>
-      <w:r>
+        <w:rPr>
+          <w:lang w:val="es-ES"/>
+        </w:rPr>
+        <w:t xml:space="preserve"> </w:t>
+      </w:r>
+      <w:r>
+        <w:rPr>
+          <w:lang w:val="es-ES"/>
+        </w:rPr>
         <w:t xml:space="preserve">(el cliente consulta al servidor DHCPv6 para obtener DNS y otros parámetros).</w:t>
       </w:r>
     </w:p>
@@ -644,13 +863,20 @@
         <w:rPr>
           <w:b/>
           <w:bCs/>
+          <w:lang w:val="es-ES"/>
         </w:rPr>
         <w:t xml:space="preserve">No.</w:t>
       </w:r>
       <w:r>
-        <w:t xml:space="preserve"> </w:t>
-      </w:r>
-      <w:r>
+        <w:rPr>
+          <w:lang w:val="es-ES"/>
+        </w:rPr>
+        <w:t xml:space="preserve"> </w:t>
+      </w:r>
+      <w:r>
+        <w:rPr>
+          <w:lang w:val="es-ES"/>
+        </w:rPr>
         <w:t xml:space="preserve">SLAAC puro no da DNS. Si el cliente solo soporta SLAAC, necesitaría DHCPv6 para DNS. Pero los clientes modernos suelen soportar RDNSS (DNS en RA), que permite al router anunciar DNS directamente en los RA sin DHCPv6.</w:t>
       </w:r>
     </w:p>
@@ -665,13 +891,20 @@
         <w:rPr>
           <w:b/>
           <w:bCs/>
+          <w:lang w:val="es-ES"/>
         </w:rPr>
         <w:t xml:space="preserve">Si M Flag = 1:</w:t>
       </w:r>
       <w:r>
-        <w:t xml:space="preserve"> </w:t>
-      </w:r>
-      <w:r>
+        <w:rPr>
+          <w:lang w:val="es-ES"/>
+        </w:rPr>
+        <w:t xml:space="preserve"> </w:t>
+      </w:r>
+      <w:r>
+        <w:rPr>
+          <w:lang w:val="es-ES"/>
+        </w:rPr>
         <w:t xml:space="preserve">DHCPv6 Stateful. El servidor DHCPv6 da tanto la IP como el DNS. SLAAC no se usa para la IP. Esto es más parecido al DHCP de IPv4.</w:t>
       </w:r>
     </w:p>
@@ -682,6 +915,9 @@
         <w:pStyle w:val="Heading2"/>
       </w:pPr>
       <w:r>
+        <w:rPr>
+          <w:lang w:val="es-ES"/>
+        </w:rPr>
         <w:t xml:space="preserve">6. NDP en acción</w:t>
       </w:r>
     </w:p>
@@ -696,13 +932,20 @@
         <w:rPr>
           <w:b/>
           <w:bCs/>
+          <w:lang w:val="es-ES"/>
         </w:rPr>
         <w:t xml:space="preserve">Neighbor Solicitation (NS):</w:t>
       </w:r>
       <w:r>
-        <w:t xml:space="preserve"> </w:t>
-      </w:r>
-      <w:r>
+        <w:rPr>
+          <w:lang w:val="es-ES"/>
+        </w:rPr>
+        <w:t xml:space="preserve"> </w:t>
+      </w:r>
+      <w:r>
+        <w:rPr>
+          <w:lang w:val="es-ES"/>
+        </w:rPr>
         <w:t xml:space="preserve">“¿Quién tiene 2001:DB8::20?”</w:t>
       </w:r>
     </w:p>
@@ -717,13 +960,20 @@
         <w:rPr>
           <w:b/>
           <w:bCs/>
+          <w:lang w:val="es-ES"/>
         </w:rPr>
         <w:t xml:space="preserve">Dirección MAC destino:</w:t>
       </w:r>
       <w:r>
-        <w:t xml:space="preserve"> </w:t>
-      </w:r>
-      <w:r>
+        <w:rPr>
+          <w:lang w:val="es-ES"/>
+        </w:rPr>
+        <w:t xml:space="preserve"> </w:t>
+      </w:r>
+      <w:r>
+        <w:rPr>
+          <w:lang w:val="es-ES"/>
+        </w:rPr>
         <w:t xml:space="preserve">Multicast Ethernet (33:33:xx:xx:xx:xx). Concretamente, la dirección multicast derivada de la IP destino (solicited-node multicast).</w:t>
       </w:r>
     </w:p>
@@ -738,23 +988,34 @@
         <w:rPr>
           <w:b/>
           <w:bCs/>
+          <w:lang w:val="es-ES"/>
         </w:rPr>
         <w:t xml:space="preserve">Dirección IPv6 destino:</w:t>
       </w:r>
       <w:r>
+        <w:rPr>
+          <w:lang w:val="es-ES"/>
+        </w:rPr>
         <w:t xml:space="preserve"> </w:t>
       </w:r>
       <w:r>
         <w:rPr>
           <w:b/>
           <w:bCs/>
+          <w:lang w:val="es-ES"/>
         </w:rPr>
         <w:t xml:space="preserve">Multicast</w:t>
       </w:r>
       <w:r>
-        <w:t xml:space="preserve"> </w:t>
-      </w:r>
-      <w:r>
+        <w:rPr>
+          <w:lang w:val="es-ES"/>
+        </w:rPr>
+        <w:t xml:space="preserve"> </w:t>
+      </w:r>
+      <w:r>
+        <w:rPr>
+          <w:lang w:val="es-ES"/>
+        </w:rPr>
         <w:t xml:space="preserve">(FF02::1:FF00:20 — la solicited-node multicast address). NO usa broadcast como ARP en IPv4.</w:t>
       </w:r>
     </w:p>
@@ -769,13 +1030,20 @@
         <w:rPr>
           <w:b/>
           <w:bCs/>
+          <w:lang w:val="es-ES"/>
         </w:rPr>
         <w:t xml:space="preserve">PC-B responde con un Neighbor Advertisement (NA)</w:t>
       </w:r>
       <w:r>
-        <w:t xml:space="preserve"> </w:t>
-      </w:r>
-      <w:r>
+        <w:rPr>
+          <w:lang w:val="es-ES"/>
+        </w:rPr>
+        <w:t xml:space="preserve"> </w:t>
+      </w:r>
+      <w:r>
+        <w:rPr>
+          <w:lang w:val="es-ES"/>
+        </w:rPr>
         <w:t xml:space="preserve">unicast dirigido a PC-A, indicando su MAC.</w:t>
       </w:r>
     </w:p>
@@ -790,13 +1058,20 @@
         <w:rPr>
           <w:b/>
           <w:bCs/>
+          <w:lang w:val="es-ES"/>
         </w:rPr>
         <w:t xml:space="preserve">Este proceso se llama NDP</w:t>
       </w:r>
       <w:r>
-        <w:t xml:space="preserve"> </w:t>
-      </w:r>
-      <w:r>
+        <w:rPr>
+          <w:lang w:val="es-ES"/>
+        </w:rPr>
+        <w:t xml:space="preserve"> </w:t>
+      </w:r>
+      <w:r>
+        <w:rPr>
+          <w:lang w:val="es-ES"/>
+        </w:rPr>
         <w:t xml:space="preserve">(Neighbor Discovery Protocol). Es parte de ICMPv6 y reemplaza a ARP. Es más eficiente que ARP porque usa multicast en lugar de broadcast, y solo los dispositivos interesados procesan el mensaje.</w:t>
       </w:r>
     </w:p>
@@ -807,6 +1082,9 @@
         <w:pStyle w:val="Heading2"/>
       </w:pPr>
       <w:r>
+        <w:rPr>
+          <w:lang w:val="es-ES"/>
+        </w:rPr>
         <w:t xml:space="preserve">7. Diagnóstico ping6</w:t>
       </w:r>
     </w:p>
@@ -815,43 +1093,67 @@
         <w:pStyle w:val="FirstParagraph"/>
       </w:pPr>
       <w:r>
+        <w:rPr>
+          <w:lang w:val="es-ES"/>
+        </w:rPr>
         <w:t xml:space="preserve">Contexto:</w:t>
       </w:r>
       <w:r>
+        <w:rPr>
+          <w:lang w:val="es-ES"/>
+        </w:rPr>
         <w:t xml:space="preserve"> </w:t>
       </w:r>
       <w:r>
         <w:rPr>
           <w:rStyle w:val="VerbatimChar"/>
+          <w:lang w:val="es-ES"/>
         </w:rPr>
         <w:t xml:space="preserve">ping fe80::1</w:t>
       </w:r>
       <w:r>
-        <w:t xml:space="preserve"> </w:t>
-      </w:r>
-      <w:r>
+        <w:rPr>
+          <w:lang w:val="es-ES"/>
+        </w:rPr>
+        <w:t xml:space="preserve"> </w:t>
+      </w:r>
+      <w:r>
+        <w:rPr>
+          <w:lang w:val="es-ES"/>
+        </w:rPr>
         <w:t xml:space="preserve">(la Link-Local del gateway) funciona, así que el enlace, la MAC y NDP básico están OK. El fallo es exclusivo del destino</w:t>
       </w:r>
       <w:r>
+        <w:rPr>
+          <w:lang w:val="es-ES"/>
+        </w:rPr>
         <w:t xml:space="preserve"> </w:t>
       </w:r>
       <w:r>
         <w:rPr>
           <w:i/>
           <w:iCs/>
+          <w:lang w:val="es-ES"/>
         </w:rPr>
         <w:t xml:space="preserve">global</w:t>
       </w:r>
       <w:r>
+        <w:rPr>
+          <w:lang w:val="es-ES"/>
+        </w:rPr>
         <w:t xml:space="preserve"> </w:t>
       </w:r>
       <w:r>
         <w:rPr>
           <w:rStyle w:val="VerbatimChar"/>
+          <w:lang w:val="es-ES"/>
         </w:rPr>
         <w:t xml:space="preserve">2001:DB8:1::10</w:t>
       </w:r>
       <w:r>
+        <w:rPr>
+          <w:lang w:val="es-ES"/>
+        </w:rPr>
         <w:t xml:space="preserve">. Tres causas posibles:</w:t>
       </w:r>
     </w:p>
@@ -867,13 +1169,20 @@
         <w:rPr>
           <w:b/>
           <w:bCs/>
+          <w:lang w:val="es-ES"/>
         </w:rPr>
         <w:t xml:space="preserve">Firewall del PC destino (o del propio PC-A) bloqueando ICMPv6 hacia la GUA.</w:t>
       </w:r>
       <w:r>
-        <w:t xml:space="preserve"> </w:t>
-      </w:r>
-      <w:r>
+        <w:rPr>
+          <w:lang w:val="es-ES"/>
+        </w:rPr>
+        <w:t xml:space="preserve"> </w:t>
+      </w:r>
+      <w:r>
+        <w:rPr>
+          <w:lang w:val="es-ES"/>
+        </w:rPr>
         <w:t xml:space="preserve">Muchos sistemas abren por defecto el tráfico a Link-Local y al descubrimiento de vecinos, pero responden peor (o no responden) a pings a su dirección global.</w:t>
       </w:r>
     </w:p>
@@ -889,13 +1198,20 @@
         <w:rPr>
           <w:i/>
           <w:iCs/>
+          <w:lang w:val="es-ES"/>
         </w:rPr>
         <w:t xml:space="preserve">Verificación:</w:t>
       </w:r>
       <w:r>
-        <w:t xml:space="preserve"> </w:t>
-      </w:r>
-      <w:r>
+        <w:rPr>
+          <w:lang w:val="es-ES"/>
+        </w:rPr>
+        <w:t xml:space="preserve"> </w:t>
+      </w:r>
+      <w:r>
+        <w:rPr>
+          <w:lang w:val="es-ES"/>
+        </w:rPr>
         <w:t xml:space="preserve">intenta ping desde un tercer equipo; o desactiva temporalmente el firewall del PC destino y repite el ping. Si entonces funciona, es el firewall.</w:t>
       </w:r>
     </w:p>
@@ -911,29 +1227,46 @@
         <w:rPr>
           <w:b/>
           <w:bCs/>
+          <w:lang w:val="es-ES"/>
         </w:rPr>
         <w:t xml:space="preserve">La GUA destino está duplicada o no es la activa.</w:t>
       </w:r>
       <w:r>
-        <w:t xml:space="preserve"> </w:t>
-      </w:r>
-      <w:r>
+        <w:rPr>
+          <w:lang w:val="es-ES"/>
+        </w:rPr>
+        <w:t xml:space="preserve"> </w:t>
+      </w:r>
+      <w:r>
+        <w:rPr>
+          <w:lang w:val="es-ES"/>
+        </w:rPr>
         <w:t xml:space="preserve">Si el PC destino tiene varios adaptadores, o SLAAC le dio un prefijo distinto, la dirección que pingueas puede estar asignada en otra interfaz o marcada como</w:t>
       </w:r>
       <w:r>
+        <w:rPr>
+          <w:lang w:val="es-ES"/>
+        </w:rPr>
         <w:t xml:space="preserve"> </w:t>
       </w:r>
       <w:r>
         <w:rPr>
           <w:i/>
           <w:iCs/>
+          <w:lang w:val="es-ES"/>
         </w:rPr>
         <w:t xml:space="preserve">tentative</w:t>
       </w:r>
       <w:r>
-        <w:t xml:space="preserve"> </w:t>
-      </w:r>
-      <w:r>
+        <w:rPr>
+          <w:lang w:val="es-ES"/>
+        </w:rPr>
+        <w:t xml:space="preserve"> </w:t>
+      </w:r>
+      <w:r>
+        <w:rPr>
+          <w:lang w:val="es-ES"/>
+        </w:rPr>
         <w:t xml:space="preserve">(durante DAD). El host simplemente no responde en esa dirección en la interfaz que esperas.</w:t>
       </w:r>
     </w:p>
@@ -949,83 +1282,134 @@
         <w:rPr>
           <w:i/>
           <w:iCs/>
+          <w:lang w:val="es-ES"/>
         </w:rPr>
         <w:t xml:space="preserve">Verificación:</w:t>
       </w:r>
       <w:r>
-        <w:t xml:space="preserve"> </w:t>
-      </w:r>
-      <w:r>
+        <w:rPr>
+          <w:lang w:val="es-ES"/>
+        </w:rPr>
+        <w:t xml:space="preserve"> </w:t>
+      </w:r>
+      <w:r>
+        <w:rPr>
+          <w:lang w:val="es-ES"/>
+        </w:rPr>
         <w:t xml:space="preserve">en el destino ejecuta</w:t>
       </w:r>
       <w:r>
+        <w:rPr>
+          <w:lang w:val="es-ES"/>
+        </w:rPr>
         <w:t xml:space="preserve"> </w:t>
       </w:r>
       <w:r>
         <w:rPr>
           <w:rStyle w:val="VerbatimChar"/>
+          <w:lang w:val="es-ES"/>
         </w:rPr>
         <w:t xml:space="preserve">ipconfig /all</w:t>
       </w:r>
       <w:r>
-        <w:t xml:space="preserve"> </w:t>
-      </w:r>
-      <w:r>
+        <w:rPr>
+          <w:lang w:val="es-ES"/>
+        </w:rPr>
+        <w:t xml:space="preserve"> </w:t>
+      </w:r>
+      <w:r>
+        <w:rPr>
+          <w:lang w:val="es-ES"/>
+        </w:rPr>
         <w:t xml:space="preserve">(Windows) o</w:t>
       </w:r>
       <w:r>
+        <w:rPr>
+          <w:lang w:val="es-ES"/>
+        </w:rPr>
         <w:t xml:space="preserve"> </w:t>
       </w:r>
       <w:r>
         <w:rPr>
           <w:rStyle w:val="VerbatimChar"/>
+          <w:lang w:val="es-ES"/>
         </w:rPr>
         <w:t xml:space="preserve">ip -6 addr show</w:t>
       </w:r>
       <w:r>
-        <w:t xml:space="preserve"> </w:t>
-      </w:r>
-      <w:r>
+        <w:rPr>
+          <w:lang w:val="es-ES"/>
+        </w:rPr>
+        <w:t xml:space="preserve"> </w:t>
+      </w:r>
+      <w:r>
+        <w:rPr>
+          <w:lang w:val="es-ES"/>
+        </w:rPr>
         <w:t xml:space="preserve">(Linux) y comprueba que</w:t>
       </w:r>
       <w:r>
+        <w:rPr>
+          <w:lang w:val="es-ES"/>
+        </w:rPr>
         <w:t xml:space="preserve"> </w:t>
       </w:r>
       <w:r>
         <w:rPr>
           <w:rStyle w:val="VerbatimChar"/>
+          <w:lang w:val="es-ES"/>
         </w:rPr>
         <w:t xml:space="preserve">2001:DB8:1::10</w:t>
       </w:r>
       <w:r>
-        <w:t xml:space="preserve"> </w:t>
-      </w:r>
-      <w:r>
+        <w:rPr>
+          <w:lang w:val="es-ES"/>
+        </w:rPr>
+        <w:t xml:space="preserve"> </w:t>
+      </w:r>
+      <w:r>
+        <w:rPr>
+          <w:lang w:val="es-ES"/>
+        </w:rPr>
         <w:t xml:space="preserve">exista y esté marcada como activa en esa interfaz (estado</w:t>
       </w:r>
       <w:r>
+        <w:rPr>
+          <w:lang w:val="es-ES"/>
+        </w:rPr>
         <w:t xml:space="preserve"> </w:t>
       </w:r>
       <w:r>
         <w:rPr>
           <w:i/>
           <w:iCs/>
+          <w:lang w:val="es-ES"/>
         </w:rPr>
         <w:t xml:space="preserve">preferred</w:t>
       </w:r>
       <w:r>
+        <w:rPr>
+          <w:lang w:val="es-ES"/>
+        </w:rPr>
         <w:t xml:space="preserve">). Prueba también</w:t>
       </w:r>
       <w:r>
+        <w:rPr>
+          <w:lang w:val="es-ES"/>
+        </w:rPr>
         <w:t xml:space="preserve"> </w:t>
       </w:r>
       <w:r>
         <w:rPr>
           <w:rStyle w:val="VerbatimChar"/>
+          <w:lang w:val="es-ES"/>
         </w:rPr>
         <w:t xml:space="preserve">ping -6 2001:DB8:1::10%&lt;id-interfaz&gt;</w:t>
       </w:r>
       <w:r>
+        <w:rPr>
+          <w:lang w:val="es-ES"/>
+        </w:rPr>
         <w:t xml:space="preserve">.</w:t>
       </w:r>
     </w:p>
@@ -1041,78 +1425,128 @@
         <w:rPr>
           <w:b/>
           <w:bCs/>
+          <w:lang w:val="es-ES"/>
         </w:rPr>
         <w:t xml:space="preserve">Prefijo/ámbito fuera de la subred (on-link).</w:t>
       </w:r>
       <w:r>
-        <w:t xml:space="preserve"> </w:t>
-      </w:r>
-      <w:r>
+        <w:rPr>
+          <w:lang w:val="es-ES"/>
+        </w:rPr>
+        <w:t xml:space="preserve"> </w:t>
+      </w:r>
+      <w:r>
+        <w:rPr>
+          <w:lang w:val="es-ES"/>
+        </w:rPr>
         <w:t xml:space="preserve">Para un</w:t>
       </w:r>
       <w:r>
+        <w:rPr>
+          <w:lang w:val="es-ES"/>
+        </w:rPr>
         <w:t xml:space="preserve"> </w:t>
       </w:r>
       <w:r>
         <w:rPr>
           <w:i/>
           <w:iCs/>
+          <w:lang w:val="es-ES"/>
         </w:rPr>
         <w:t xml:space="preserve">origen</w:t>
       </w:r>
       <w:r>
-        <w:t xml:space="preserve"> </w:t>
-      </w:r>
-      <w:r>
+        <w:rPr>
+          <w:lang w:val="es-ES"/>
+        </w:rPr>
+        <w:t xml:space="preserve"> </w:t>
+      </w:r>
+      <w:r>
+        <w:rPr>
+          <w:lang w:val="es-ES"/>
+        </w:rPr>
         <w:t xml:space="preserve">con un prefijo distinto o sin ruta hacia</w:t>
       </w:r>
       <w:r>
+        <w:rPr>
+          <w:lang w:val="es-ES"/>
+        </w:rPr>
         <w:t xml:space="preserve"> </w:t>
       </w:r>
       <w:r>
         <w:rPr>
           <w:rStyle w:val="VerbatimChar"/>
+          <w:lang w:val="es-ES"/>
         </w:rPr>
         <w:t xml:space="preserve">2001:DB8:1::/64</w:t>
       </w:r>
       <w:r>
+        <w:rPr>
+          <w:lang w:val="es-ES"/>
+        </w:rPr>
         <w:t xml:space="preserve">, esa GUA NO es</w:t>
       </w:r>
       <w:r>
+        <w:rPr>
+          <w:lang w:val="es-ES"/>
+        </w:rPr>
         <w:t xml:space="preserve"> </w:t>
       </w:r>
       <w:r>
         <w:rPr>
           <w:i/>
           <w:iCs/>
+          <w:lang w:val="es-ES"/>
         </w:rPr>
         <w:t xml:space="preserve">on-link</w:t>
       </w:r>
       <w:r>
+        <w:rPr>
+          <w:lang w:val="es-ES"/>
+        </w:rPr>
         <w:t xml:space="preserve">: el tráfico saldría al router (gateway), no resolvería la MAC por NDP local. Si la LAN es realmente</w:t>
       </w:r>
       <w:r>
+        <w:rPr>
+          <w:lang w:val="es-ES"/>
+        </w:rPr>
         <w:t xml:space="preserve"> </w:t>
       </w:r>
       <w:r>
         <w:rPr>
           <w:rStyle w:val="VerbatimChar"/>
+          <w:lang w:val="es-ES"/>
         </w:rPr>
         <w:t xml:space="preserve">2001:DB8:1::/64</w:t>
       </w:r>
       <w:r>
-        <w:t xml:space="preserve"> </w:t>
-      </w:r>
-      <w:r>
+        <w:rPr>
+          <w:lang w:val="es-ES"/>
+        </w:rPr>
+        <w:t xml:space="preserve"> </w:t>
+      </w:r>
+      <w:r>
+        <w:rPr>
+          <w:lang w:val="es-ES"/>
+        </w:rPr>
         <w:t xml:space="preserve">pero el PC-A o el switch han sido configurados con otro prefijo, el ping</w:t>
       </w:r>
       <w:r>
-        <w:t xml:space="preserve"> </w:t>
-      </w:r>
-      <w:r>
+        <w:rPr>
+          <w:lang w:val="es-ES"/>
+        </w:rPr>
+        <w:t xml:space="preserve"> </w:t>
+      </w:r>
+      <w:r>
+        <w:rPr>
+          <w:lang w:val="es-ES"/>
+        </w:rPr>
         <w:t xml:space="preserve">“no tiene a quién preguntar”</w:t>
       </w:r>
       <w:r>
+        <w:rPr>
+          <w:lang w:val="es-ES"/>
+        </w:rPr>
         <w:t xml:space="preserve">.</w:t>
       </w:r>
     </w:p>
@@ -1128,61 +1562,96 @@
         <w:rPr>
           <w:i/>
           <w:iCs/>
+          <w:lang w:val="es-ES"/>
         </w:rPr>
         <w:t xml:space="preserve">Verificación:</w:t>
       </w:r>
       <w:r>
-        <w:t xml:space="preserve"> </w:t>
-      </w:r>
-      <w:r>
+        <w:rPr>
+          <w:lang w:val="es-ES"/>
+        </w:rPr>
+        <w:t xml:space="preserve"> </w:t>
+      </w:r>
+      <w:r>
+        <w:rPr>
+          <w:lang w:val="es-ES"/>
+        </w:rPr>
         <w:t xml:space="preserve">revisa que el prefijo del origen (</w:t>
       </w:r>
       <w:r>
         <w:rPr>
           <w:rStyle w:val="VerbatimChar"/>
+          <w:lang w:val="es-ES"/>
         </w:rPr>
         <w:t xml:space="preserve">2001:db8:1:...</w:t>
       </w:r>
       <w:r>
+        <w:rPr>
+          <w:lang w:val="es-ES"/>
+        </w:rPr>
         <w:t xml:space="preserve">) y el destino compartan el mismo /64, y que el gateway</w:t>
       </w:r>
       <w:r>
+        <w:rPr>
+          <w:lang w:val="es-ES"/>
+        </w:rPr>
         <w:t xml:space="preserve"> </w:t>
       </w:r>
       <w:r>
         <w:rPr>
           <w:rStyle w:val="VerbatimChar"/>
+          <w:lang w:val="es-ES"/>
         </w:rPr>
         <w:t xml:space="preserve">fe80::1</w:t>
       </w:r>
       <w:r>
-        <w:t xml:space="preserve"> </w:t>
-      </w:r>
-      <w:r>
+        <w:rPr>
+          <w:lang w:val="es-ES"/>
+        </w:rPr>
+        <w:t xml:space="preserve"> </w:t>
+      </w:r>
+      <w:r>
+        <w:rPr>
+          <w:lang w:val="es-ES"/>
+        </w:rPr>
         <w:t xml:space="preserve">enrute correctamente. Un</w:t>
       </w:r>
       <w:r>
+        <w:rPr>
+          <w:lang w:val="es-ES"/>
+        </w:rPr>
         <w:t xml:space="preserve"> </w:t>
       </w:r>
       <w:r>
         <w:rPr>
           <w:rStyle w:val="VerbatimChar"/>
+          <w:lang w:val="es-ES"/>
         </w:rPr>
         <w:t xml:space="preserve">pathping</w:t>
       </w:r>
       <w:r>
+        <w:rPr>
+          <w:lang w:val="es-ES"/>
+        </w:rPr>
         <w:t xml:space="preserve">/</w:t>
       </w:r>
       <w:r>
         <w:rPr>
           <w:rStyle w:val="VerbatimChar"/>
+          <w:lang w:val="es-ES"/>
         </w:rPr>
         <w:t xml:space="preserve">tracert</w:t>
       </w:r>
       <w:r>
-        <w:t xml:space="preserve"> </w:t>
-      </w:r>
-      <w:r>
+        <w:rPr>
+          <w:lang w:val="es-ES"/>
+        </w:rPr>
+        <w:t xml:space="preserve"> </w:t>
+      </w:r>
+      <w:r>
+        <w:rPr>
+          <w:lang w:val="es-ES"/>
+        </w:rPr>
         <w:t xml:space="preserve">IPv6 te dice si el salto intenta salir por el router o se queda en el enlace.</w:t>
       </w:r>
     </w:p>
@@ -1191,48 +1660,75 @@
         <w:pStyle w:val="BlockText"/>
       </w:pPr>
       <w:r>
+        <w:rPr>
+          <w:lang w:val="es-ES"/>
+        </w:rPr>
         <w:t xml:space="preserve">✅ Resumen rápido: misma LAN + ping a LLA OK → el fallo al ping a GUA casi siempre es</w:t>
       </w:r>
       <w:r>
+        <w:rPr>
+          <w:lang w:val="es-ES"/>
+        </w:rPr>
         <w:t xml:space="preserve"> </w:t>
       </w:r>
       <w:r>
         <w:rPr>
           <w:b/>
           <w:bCs/>
+          <w:lang w:val="es-ES"/>
         </w:rPr>
         <w:t xml:space="preserve">firewall</w:t>
       </w:r>
       <w:r>
+        <w:rPr>
+          <w:lang w:val="es-ES"/>
+        </w:rPr>
         <w:t xml:space="preserve">,</w:t>
       </w:r>
       <w:r>
+        <w:rPr>
+          <w:lang w:val="es-ES"/>
+        </w:rPr>
         <w:t xml:space="preserve"> </w:t>
       </w:r>
       <w:r>
         <w:rPr>
           <w:b/>
           <w:bCs/>
+          <w:lang w:val="es-ES"/>
         </w:rPr>
         <w:t xml:space="preserve">dirección no activa</w:t>
       </w:r>
       <w:r>
-        <w:t xml:space="preserve"> </w:t>
-      </w:r>
-      <w:r>
+        <w:rPr>
+          <w:lang w:val="es-ES"/>
+        </w:rPr>
+        <w:t xml:space="preserve"> </w:t>
+      </w:r>
+      <w:r>
+        <w:rPr>
+          <w:lang w:val="es-ES"/>
+        </w:rPr>
         <w:t xml:space="preserve">(tentative/duplicada) o</w:t>
       </w:r>
       <w:r>
+        <w:rPr>
+          <w:lang w:val="es-ES"/>
+        </w:rPr>
         <w:t xml:space="preserve"> </w:t>
       </w:r>
       <w:r>
         <w:rPr>
           <w:b/>
           <w:bCs/>
+          <w:lang w:val="es-ES"/>
         </w:rPr>
         <w:t xml:space="preserve">prefijo mal / fuera de enlace</w:t>
       </w:r>
       <w:r>
+        <w:rPr>
+          <w:lang w:val="es-ES"/>
+        </w:rPr>
         <w:t xml:space="preserve">.</w:t>
       </w:r>
     </w:p>
@@ -1243,6 +1739,9 @@
         <w:pStyle w:val="Heading2"/>
       </w:pPr>
       <w:r>
+        <w:rPr>
+          <w:lang w:val="es-ES"/>
+        </w:rPr>
         <w:t xml:space="preserve">8. Tabla IPv4 vs IPv6</w:t>
       </w:r>
     </w:p>
@@ -1269,6 +1768,9 @@
               <w:pStyle w:val="Compact"/>
             </w:pPr>
             <w:r>
+              <w:rPr>
+                <w:lang w:val="es-ES"/>
+              </w:rPr>
               <w:t xml:space="preserve">Concepto</w:t>
             </w:r>
           </w:p>
@@ -1280,6 +1782,9 @@
               <w:pStyle w:val="Compact"/>
             </w:pPr>
             <w:r>
+              <w:rPr>
+                <w:lang w:val="es-ES"/>
+              </w:rPr>
               <w:t xml:space="preserve">IPv4</w:t>
             </w:r>
           </w:p>
@@ -1291,6 +1796,9 @@
               <w:pStyle w:val="Compact"/>
             </w:pPr>
             <w:r>
+              <w:rPr>
+                <w:lang w:val="es-ES"/>
+              </w:rPr>
               <w:t xml:space="preserve">IPv6</w:t>
             </w:r>
           </w:p>
@@ -1304,6 +1812,9 @@
               <w:pStyle w:val="Compact"/>
             </w:pPr>
             <w:r>
+              <w:rPr>
+                <w:lang w:val="es-ES"/>
+              </w:rPr>
               <w:t xml:space="preserve">Bits de la dirección</w:t>
             </w:r>
           </w:p>
@@ -1315,6 +1826,9 @@
               <w:pStyle w:val="Compact"/>
             </w:pPr>
             <w:r>
+              <w:rPr>
+                <w:lang w:val="es-ES"/>
+              </w:rPr>
               <w:t xml:space="preserve">32</w:t>
             </w:r>
           </w:p>
@@ -1329,6 +1843,7 @@
               <w:rPr>
                 <w:b/>
                 <w:bCs/>
+                <w:lang w:val="es-ES"/>
               </w:rPr>
               <w:t xml:space="preserve">128</w:t>
             </w:r>
@@ -1343,6 +1858,9 @@
               <w:pStyle w:val="Compact"/>
             </w:pPr>
             <w:r>
+              <w:rPr>
+                <w:lang w:val="es-ES"/>
+              </w:rPr>
               <w:t xml:space="preserve">Notación</w:t>
             </w:r>
           </w:p>
@@ -1354,6 +1872,9 @@
               <w:pStyle w:val="Compact"/>
             </w:pPr>
             <w:r>
+              <w:rPr>
+                <w:lang w:val="es-ES"/>
+              </w:rPr>
               <w:t xml:space="preserve">Decimal con puntos</w:t>
             </w:r>
           </w:p>
@@ -1368,13 +1889,20 @@
               <w:rPr>
                 <w:b/>
                 <w:bCs/>
+                <w:lang w:val="es-ES"/>
               </w:rPr>
               <w:t xml:space="preserve">Hexadecimal con dos puntos</w:t>
             </w:r>
             <w:r>
+              <w:rPr>
+                <w:lang w:val="es-ES"/>
+              </w:rPr>
               <w:t xml:space="preserve"> </w:t>
             </w:r>
             <w:r>
+              <w:rPr>
+                <w:lang w:val="es-ES"/>
+              </w:rPr>
               <w:t xml:space="preserve">(8 grupos)</w:t>
             </w:r>
           </w:p>
@@ -1388,6 +1916,9 @@
               <w:pStyle w:val="Compact"/>
             </w:pPr>
             <w:r>
+              <w:rPr>
+                <w:lang w:val="es-ES"/>
+              </w:rPr>
               <w:t xml:space="preserve">Direcciones privadas</w:t>
             </w:r>
           </w:p>
@@ -1399,6 +1930,9 @@
               <w:pStyle w:val="Compact"/>
             </w:pPr>
             <w:r>
+              <w:rPr>
+                <w:lang w:val="es-ES"/>
+              </w:rPr>
               <w:t xml:space="preserve">RFC 1918 (192.168…, 172.16…, 10…)</w:t>
             </w:r>
           </w:p>
@@ -1413,6 +1947,7 @@
               <w:rPr>
                 <w:b/>
                 <w:bCs/>
+                <w:lang w:val="es-ES"/>
               </w:rPr>
               <w:t xml:space="preserve">ULA</w:t>
             </w:r>
@@ -1420,6 +1955,7 @@
               <w:rPr>
                 <w:b/>
                 <w:bCs/>
+                <w:lang w:val="es-ES"/>
               </w:rPr>
               <w:t xml:space="preserve"> </w:t>
             </w:r>
@@ -1428,13 +1964,20 @@
                 <w:rStyle w:val="VerbatimChar"/>
                 <w:b/>
                 <w:bCs/>
+                <w:lang w:val="es-ES"/>
               </w:rPr>
               <w:t xml:space="preserve">FC00::/7</w:t>
             </w:r>
             <w:r>
+              <w:rPr>
+                <w:lang w:val="es-ES"/>
+              </w:rPr>
               <w:t xml:space="preserve"> </w:t>
             </w:r>
             <w:r>
+              <w:rPr>
+                <w:lang w:val="es-ES"/>
+              </w:rPr>
               <w:t xml:space="preserve">(privada/organización)</w:t>
             </w:r>
           </w:p>
@@ -1448,6 +1991,9 @@
               <w:pStyle w:val="Compact"/>
             </w:pPr>
             <w:r>
+              <w:rPr>
+                <w:lang w:val="es-ES"/>
+              </w:rPr>
               <w:t xml:space="preserve">Broadcast</w:t>
             </w:r>
           </w:p>
@@ -1459,6 +2005,9 @@
               <w:pStyle w:val="Compact"/>
             </w:pPr>
             <w:r>
+              <w:rPr>
+                <w:lang w:val="es-ES"/>
+              </w:rPr>
               <w:t xml:space="preserve">Sí (envía a todos)</w:t>
             </w:r>
           </w:p>
@@ -1473,22 +2022,33 @@
               <w:rPr>
                 <w:b/>
                 <w:bCs/>
+                <w:lang w:val="es-ES"/>
               </w:rPr>
               <w:t xml:space="preserve">No existe</w:t>
             </w:r>
             <w:r>
+              <w:rPr>
+                <w:lang w:val="es-ES"/>
+              </w:rPr>
               <w:t xml:space="preserve">: solo multicast (</w:t>
             </w:r>
             <w:r>
               <w:rPr>
                 <w:rStyle w:val="VerbatimChar"/>
+                <w:lang w:val="es-ES"/>
               </w:rPr>
               <w:t xml:space="preserve">FF02::1</w:t>
             </w:r>
             <w:r>
+              <w:rPr>
+                <w:lang w:val="es-ES"/>
+              </w:rPr>
               <w:t xml:space="preserve"> </w:t>
             </w:r>
             <w:r>
+              <w:rPr>
+                <w:lang w:val="es-ES"/>
+              </w:rPr>
               <w:t xml:space="preserve">≈ todos los nodos)</w:t>
             </w:r>
           </w:p>
@@ -1502,6 +2062,9 @@
               <w:pStyle w:val="Compact"/>
             </w:pPr>
             <w:r>
+              <w:rPr>
+                <w:lang w:val="es-ES"/>
+              </w:rPr>
               <w:t xml:space="preserve">Resolución IP → MAC</w:t>
             </w:r>
           </w:p>
@@ -1513,6 +2076,9 @@
               <w:pStyle w:val="Compact"/>
             </w:pPr>
             <w:r>
+              <w:rPr>
+                <w:lang w:val="es-ES"/>
+              </w:rPr>
               <w:t xml:space="preserve">ARP</w:t>
             </w:r>
           </w:p>
@@ -1527,13 +2093,20 @@
               <w:rPr>
                 <w:b/>
                 <w:bCs/>
+                <w:lang w:val="es-ES"/>
               </w:rPr>
               <w:t xml:space="preserve">NDP</w:t>
             </w:r>
             <w:r>
+              <w:rPr>
+                <w:lang w:val="es-ES"/>
+              </w:rPr>
               <w:t xml:space="preserve"> </w:t>
             </w:r>
             <w:r>
+              <w:rPr>
+                <w:lang w:val="es-ES"/>
+              </w:rPr>
               <w:t xml:space="preserve">(NS/NA vía ICMPv6, multicast)</w:t>
             </w:r>
           </w:p>
@@ -1547,6 +2120,9 @@
               <w:pStyle w:val="Compact"/>
             </w:pPr>
             <w:r>
+              <w:rPr>
+                <w:lang w:val="es-ES"/>
+              </w:rPr>
               <w:t xml:space="preserve">Multicast de listeners</w:t>
             </w:r>
           </w:p>
@@ -1558,6 +2134,9 @@
               <w:pStyle w:val="Compact"/>
             </w:pPr>
             <w:r>
+              <w:rPr>
+                <w:lang w:val="es-ES"/>
+              </w:rPr>
               <w:t xml:space="preserve">IGMP</w:t>
             </w:r>
           </w:p>
@@ -1572,13 +2151,20 @@
               <w:rPr>
                 <w:b/>
                 <w:bCs/>
+                <w:lang w:val="es-ES"/>
               </w:rPr>
               <w:t xml:space="preserve">MLD</w:t>
             </w:r>
             <w:r>
+              <w:rPr>
+                <w:lang w:val="es-ES"/>
+              </w:rPr>
               <w:t xml:space="preserve"> </w:t>
             </w:r>
             <w:r>
+              <w:rPr>
+                <w:lang w:val="es-ES"/>
+              </w:rPr>
               <w:t xml:space="preserve">(Multicast Listener Discovery)</w:t>
             </w:r>
           </w:p>
@@ -1592,6 +2178,9 @@
               <w:pStyle w:val="Compact"/>
             </w:pPr>
             <w:r>
+              <w:rPr>
+                <w:lang w:val="es-ES"/>
+              </w:rPr>
               <w:t xml:space="preserve">Configuración automática</w:t>
             </w:r>
           </w:p>
@@ -1603,6 +2192,9 @@
               <w:pStyle w:val="Compact"/>
             </w:pPr>
             <w:r>
+              <w:rPr>
+                <w:lang w:val="es-ES"/>
+              </w:rPr>
               <w:t xml:space="preserve">DHCP</w:t>
             </w:r>
           </w:p>
@@ -1617,13 +2209,20 @@
               <w:rPr>
                 <w:b/>
                 <w:bCs/>
+                <w:lang w:val="es-ES"/>
               </w:rPr>
               <w:t xml:space="preserve">SLAAC + DHCPv6</w:t>
             </w:r>
             <w:r>
+              <w:rPr>
+                <w:lang w:val="es-ES"/>
+              </w:rPr>
               <w:t xml:space="preserve"> </w:t>
             </w:r>
             <w:r>
+              <w:rPr>
+                <w:lang w:val="es-ES"/>
+              </w:rPr>
               <w:t xml:space="preserve">(stateless/stateful, flags M/O)</w:t>
             </w:r>
           </w:p>
@@ -1637,6 +2236,9 @@
               <w:pStyle w:val="Compact"/>
             </w:pPr>
             <w:r>
+              <w:rPr>
+                <w:lang w:val="es-ES"/>
+              </w:rPr>
               <w:t xml:space="preserve">Loopback</w:t>
             </w:r>
           </w:p>
@@ -1648,6 +2250,9 @@
               <w:pStyle w:val="Compact"/>
             </w:pPr>
             <w:r>
+              <w:rPr>
+                <w:lang w:val="es-ES"/>
+              </w:rPr>
               <w:t xml:space="preserve">127.0.0.1</w:t>
             </w:r>
           </w:p>
@@ -1663,6 +2268,7 @@
                 <w:rStyle w:val="VerbatimChar"/>
                 <w:b/>
                 <w:bCs/>
+                <w:lang w:val="es-ES"/>
               </w:rPr>
               <w:t xml:space="preserve">::1</w:t>
             </w:r>
@@ -1677,6 +2283,9 @@
               <w:pStyle w:val="Compact"/>
             </w:pPr>
             <w:r>
+              <w:rPr>
+                <w:lang w:val="es-ES"/>
+              </w:rPr>
               <w:t xml:space="preserve">Fragmentación</w:t>
             </w:r>
           </w:p>
@@ -1688,6 +2297,9 @@
               <w:pStyle w:val="Compact"/>
             </w:pPr>
             <w:r>
+              <w:rPr>
+                <w:lang w:val="es-ES"/>
+              </w:rPr>
               <w:t xml:space="preserve">La hacen cualquier router intermedio</w:t>
             </w:r>
           </w:p>
@@ -1702,13 +2314,20 @@
               <w:rPr>
                 <w:b/>
                 <w:bCs/>
+                <w:lang w:val="es-ES"/>
               </w:rPr>
               <w:t xml:space="preserve">Solo la hace el origen</w:t>
             </w:r>
             <w:r>
+              <w:rPr>
+                <w:lang w:val="es-ES"/>
+              </w:rPr>
               <w:t xml:space="preserve"> </w:t>
             </w:r>
             <w:r>
+              <w:rPr>
+                <w:lang w:val="es-ES"/>
+              </w:rPr>
               <w:t xml:space="preserve">(Path MTU Discovery)</w:t>
             </w:r>
           </w:p>
@@ -1722,6 +2341,9 @@
               <w:pStyle w:val="Compact"/>
             </w:pPr>
             <w:r>
+              <w:rPr>
+                <w:lang w:val="es-ES"/>
+              </w:rPr>
               <w:t xml:space="preserve">Seguridad / NAT</w:t>
             </w:r>
           </w:p>
@@ -1733,6 +2355,9 @@
               <w:pStyle w:val="Compact"/>
             </w:pPr>
             <w:r>
+              <w:rPr>
+                <w:lang w:val="es-ES"/>
+              </w:rPr>
               <w:t xml:space="preserve">NAT compartido para las privadas</w:t>
             </w:r>
           </w:p>
@@ -1747,10 +2372,14 @@
               <w:rPr>
                 <w:b/>
                 <w:bCs/>
+                <w:lang w:val="es-ES"/>
               </w:rPr>
               <w:t xml:space="preserve">Sin NAT</w:t>
             </w:r>
             <w:r>
+              <w:rPr>
+                <w:lang w:val="es-ES"/>
+              </w:rPr>
               <w:t xml:space="preserve">: extremo a extremo; firewall y (opcional) IPsec</w:t>
             </w:r>
           </w:p>
@@ -1762,38 +2391,61 @@
         <w:pStyle w:val="BlockText"/>
       </w:pPr>
       <w:r>
+        <w:rPr>
+          <w:lang w:val="es-ES"/>
+        </w:rPr>
         <w:t xml:space="preserve">💡 La fila de</w:t>
       </w:r>
       <w:r>
+        <w:rPr>
+          <w:lang w:val="es-ES"/>
+        </w:rPr>
         <w:t xml:space="preserve"> </w:t>
       </w:r>
       <w:r>
         <w:rPr>
           <w:i/>
           <w:iCs/>
+          <w:lang w:val="es-ES"/>
         </w:rPr>
         <w:t xml:space="preserve">fragmentación</w:t>
       </w:r>
       <w:r>
-        <w:t xml:space="preserve"> </w:t>
-      </w:r>
-      <w:r>
+        <w:rPr>
+          <w:lang w:val="es-ES"/>
+        </w:rPr>
+        <w:t xml:space="preserve"> </w:t>
+      </w:r>
+      <w:r>
+        <w:rPr>
+          <w:lang w:val="es-ES"/>
+        </w:rPr>
         <w:t xml:space="preserve">y la de</w:t>
       </w:r>
       <w:r>
+        <w:rPr>
+          <w:lang w:val="es-ES"/>
+        </w:rPr>
         <w:t xml:space="preserve"> </w:t>
       </w:r>
       <w:r>
         <w:rPr>
           <w:i/>
           <w:iCs/>
+          <w:lang w:val="es-ES"/>
         </w:rPr>
         <w:t xml:space="preserve">NAT</w:t>
       </w:r>
       <w:r>
-        <w:t xml:space="preserve"> </w:t>
-      </w:r>
-      <w:r>
+        <w:rPr>
+          <w:lang w:val="es-ES"/>
+        </w:rPr>
+        <w:t xml:space="preserve"> </w:t>
+      </w:r>
+      <w:r>
+        <w:rPr>
+          <w:lang w:val="es-ES"/>
+        </w:rPr>
         <w:t xml:space="preserve">suelen ser las que más sorprende: en IPv6 los routers ya no fragmentan (lo hace el origen), y el NAT, además de feo, era una falsa sensación de seguridad. Se acabó el escondite.</w:t>
       </w:r>
     </w:p>

--- a/docx/03-direccionamiento-ip/boletin-U03-ipv6-avanzado-resuelto.docx
+++ b/docx/03-direccionamiento-ip/boletin-U03-ipv6-avanzado-resuelto.docx
@@ -15,9 +15,6 @@
             <w:pStyle w:val="TOCHeading"/>
           </w:pPr>
           <w:r>
-            <w:rPr>
-              <w:lang w:val="es-ES"/>
-            </w:rPr>
             <w:t xml:space="preserve">Table of Contents</w:t>
           </w:r>
         </w:p>
@@ -37,9 +34,6 @@
         <w:pStyle w:val="Heading1"/>
       </w:pPr>
       <w:r>
-        <w:rPr>
-          <w:lang w:val="es-ES"/>
-        </w:rPr>
         <w:t xml:space="preserve">Boletín UD3 · IPv6 — Avanzado (Resuelto)</w:t>
       </w:r>
     </w:p>
@@ -50,9 +44,6 @@
         <w:pStyle w:val="Heading1"/>
       </w:pPr>
       <w:r>
-        <w:rPr>
-          <w:lang w:val="es-ES"/>
-        </w:rPr>
         <w:t xml:space="preserve">✅ Boletín UD3 · IPv6 — Avanzado (Resuelto)</w:t>
       </w:r>
     </w:p>
@@ -69,9 +60,6 @@
         <w:pStyle w:val="Heading2"/>
       </w:pPr>
       <w:r>
-        <w:rPr>
-          <w:lang w:val="es-ES"/>
-        </w:rPr>
         <w:t xml:space="preserve">1. Subnetting IPv6</w:t>
       </w:r>
     </w:p>
@@ -86,46 +74,29 @@
         <w:rPr>
           <w:b/>
           <w:bCs/>
-          <w:lang w:val="es-ES"/>
         </w:rPr>
         <w:t xml:space="preserve">Subredes /64 dentro de /48:</w:t>
       </w:r>
       <w:r>
-        <w:rPr>
-          <w:lang w:val="es-ES"/>
-        </w:rPr>
-        <w:t xml:space="preserve"> </w:t>
-      </w:r>
-      <w:r>
-        <w:rPr>
-          <w:lang w:val="es-ES"/>
-        </w:rPr>
+        <w:t xml:space="preserve"> </w:t>
+      </w:r>
+      <w:r>
         <w:t xml:space="preserve">64 − 48 = 16 bits → 2¹⁶ =</w:t>
       </w:r>
       <w:r>
-        <w:rPr>
-          <w:lang w:val="es-ES"/>
-        </w:rPr>
         <w:t xml:space="preserve"> </w:t>
       </w:r>
       <w:r>
         <w:rPr>
           <w:b/>
           <w:bCs/>
-          <w:lang w:val="es-ES"/>
         </w:rPr>
         <w:t xml:space="preserve">65.536 subredes</w:t>
       </w:r>
       <w:r>
-        <w:rPr>
-          <w:lang w:val="es-ES"/>
-        </w:rPr>
-        <w:t xml:space="preserve"> </w:t>
-      </w:r>
-      <w:r>
-        <w:rPr>
-          <w:lang w:val="es-ES"/>
-        </w:rPr>
+        <w:t xml:space="preserve"> </w:t>
+      </w:r>
+      <w:r>
         <w:t xml:space="preserve">/64.</w:t>
       </w:r>
     </w:p>
@@ -140,7 +111,6 @@
         <w:rPr>
           <w:b/>
           <w:bCs/>
-          <w:lang w:val="es-ES"/>
         </w:rPr>
         <w:t xml:space="preserve">Primeras 3 subredes /64:</w:t>
       </w:r>
@@ -156,7 +126,6 @@
       <w:r>
         <w:rPr>
           <w:rStyle w:val="VerbatimChar"/>
-          <w:lang w:val="es-ES"/>
         </w:rPr>
         <w:t xml:space="preserve">2001:DB8:CAFE::/64</w:t>
       </w:r>
@@ -172,7 +141,6 @@
       <w:r>
         <w:rPr>
           <w:rStyle w:val="VerbatimChar"/>
-          <w:lang w:val="es-ES"/>
         </w:rPr>
         <w:t xml:space="preserve">2001:DB8:CAFE:1::/64</w:t>
       </w:r>
@@ -188,7 +156,6 @@
       <w:r>
         <w:rPr>
           <w:rStyle w:val="VerbatimChar"/>
-          <w:lang w:val="es-ES"/>
         </w:rPr>
         <w:t xml:space="preserve">2001:DB8:CAFE:2::/64</w:t>
       </w:r>
@@ -204,20 +171,13 @@
         <w:rPr>
           <w:b/>
           <w:bCs/>
-          <w:lang w:val="es-ES"/>
         </w:rPr>
         <w:t xml:space="preserve">Por qué /64:</w:t>
       </w:r>
       <w:r>
-        <w:rPr>
-          <w:lang w:val="es-ES"/>
-        </w:rPr>
-        <w:t xml:space="preserve"> </w:t>
-      </w:r>
-      <w:r>
-        <w:rPr>
-          <w:lang w:val="es-ES"/>
-        </w:rPr>
+        <w:t xml:space="preserve"> </w:t>
+      </w:r>
+      <w:r>
         <w:t xml:space="preserve">es el estándar de la IETF porque deja los 64 bits inferiores para el identificador de interfaz (SLAAC/EUI-64, punto 12). Con /128 no habría espacio para hosts ni para autoconfiguración: solo cabría una dirección exacta.</w:t>
       </w:r>
     </w:p>
@@ -228,9 +188,6 @@
         <w:pStyle w:val="Heading2"/>
       </w:pPr>
       <w:r>
-        <w:rPr>
-          <w:lang w:val="es-ES"/>
-        </w:rPr>
         <w:t xml:space="preserve">2. EUI-64</w:t>
       </w:r>
     </w:p>
@@ -245,32 +202,19 @@
         <w:rPr>
           <w:b/>
           <w:bCs/>
-          <w:lang w:val="es-ES"/>
         </w:rPr>
         <w:t xml:space="preserve">EUI-64:</w:t>
       </w:r>
       <w:r>
-        <w:rPr>
-          <w:lang w:val="es-ES"/>
-        </w:rPr>
-        <w:t xml:space="preserve"> </w:t>
-      </w:r>
-      <w:r>
-        <w:rPr>
-          <w:lang w:val="es-ES"/>
-        </w:rPr>
+        <w:t xml:space="preserve"> </w:t>
+      </w:r>
+      <w:r>
         <w:t xml:space="preserve">021A:2BFF:FE3C:4D5E</w:t>
       </w:r>
       <w:r>
-        <w:rPr>
-          <w:lang w:val="es-ES"/>
-        </w:rPr>
-        <w:t xml:space="preserve"> </w:t>
-      </w:r>
-      <w:r>
-        <w:rPr>
-          <w:lang w:val="es-ES"/>
-        </w:rPr>
+        <w:t xml:space="preserve"> </w:t>
+      </w:r>
+      <w:r>
         <w:t xml:space="preserve">(Invertir bit 7 del primer byte: 00 → 02, insertar FF:FE entre las mitades)</w:t>
       </w:r>
     </w:p>
@@ -285,20 +229,13 @@
         <w:rPr>
           <w:b/>
           <w:bCs/>
-          <w:lang w:val="es-ES"/>
         </w:rPr>
         <w:t xml:space="preserve">IPv6 completa:</w:t>
       </w:r>
       <w:r>
-        <w:rPr>
-          <w:lang w:val="es-ES"/>
-        </w:rPr>
-        <w:t xml:space="preserve"> </w:t>
-      </w:r>
-      <w:r>
-        <w:rPr>
-          <w:lang w:val="es-ES"/>
-        </w:rPr>
+        <w:t xml:space="preserve"> </w:t>
+      </w:r>
+      <w:r>
         <w:t xml:space="preserve">2001:DB8:1:2:021A:2BFF:FE3C:4D5E/64</w:t>
       </w:r>
     </w:p>
@@ -313,20 +250,13 @@
         <w:rPr>
           <w:b/>
           <w:bCs/>
-          <w:lang w:val="es-ES"/>
         </w:rPr>
         <w:t xml:space="preserve">Problema de privacidad:</w:t>
       </w:r>
       <w:r>
-        <w:rPr>
-          <w:lang w:val="es-ES"/>
-        </w:rPr>
-        <w:t xml:space="preserve"> </w:t>
-      </w:r>
-      <w:r>
-        <w:rPr>
-          <w:lang w:val="es-ES"/>
-        </w:rPr>
+        <w:t xml:space="preserve"> </w:t>
+      </w:r>
+      <w:r>
         <w:t xml:space="preserve">La IP es siempre la misma para una MAC dada. Esto permite rastrear un dispositivo físico a través de redes. Las Privacy Extensions (RFC 4941) generan direcciones temporales que cambian periódicamente.</w:t>
       </w:r>
     </w:p>
@@ -337,9 +267,6 @@
         <w:pStyle w:val="Heading2"/>
       </w:pPr>
       <w:r>
-        <w:rPr>
-          <w:lang w:val="es-ES"/>
-        </w:rPr>
         <w:t xml:space="preserve">3. Diagnóstico IPv6</w:t>
       </w:r>
     </w:p>
@@ -354,20 +281,13 @@
         <w:rPr>
           <w:b/>
           <w:bCs/>
-          <w:lang w:val="es-ES"/>
         </w:rPr>
         <w:t xml:space="preserve">Dos direcciones:</w:t>
       </w:r>
       <w:r>
-        <w:rPr>
-          <w:lang w:val="es-ES"/>
-        </w:rPr>
-        <w:t xml:space="preserve"> </w:t>
-      </w:r>
-      <w:r>
-        <w:rPr>
-          <w:lang w:val="es-ES"/>
-        </w:rPr>
+        <w:t xml:space="preserve"> </w:t>
+      </w:r>
+      <w:r>
         <w:t xml:space="preserve">Una es Link-Local (fe80::…) necesaria para comunicación local, y otra es Global Unicast (2001:db8:…) para comunicación global. Es normal tener ambas.</w:t>
       </w:r>
     </w:p>
@@ -382,20 +302,13 @@
         <w:rPr>
           <w:b/>
           <w:bCs/>
-          <w:lang w:val="es-ES"/>
         </w:rPr>
         <w:t xml:space="preserve">%12 (Zone ID):</w:t>
       </w:r>
       <w:r>
-        <w:rPr>
-          <w:lang w:val="es-ES"/>
-        </w:rPr>
-        <w:t xml:space="preserve"> </w:t>
-      </w:r>
-      <w:r>
-        <w:rPr>
-          <w:lang w:val="es-ES"/>
-        </w:rPr>
+        <w:t xml:space="preserve"> </w:t>
+      </w:r>
+      <w:r>
         <w:t xml:space="preserve">Identifica la interfaz de red (en este caso, la número 12). Es necesario en Link-Local porque la misma dirección FE80 podría existir en múltiples interfaces.</w:t>
       </w:r>
     </w:p>
@@ -410,58 +323,37 @@
         <w:rPr>
           <w:b/>
           <w:bCs/>
-          <w:lang w:val="es-ES"/>
         </w:rPr>
         <w:t xml:space="preserve">Sí puede acceder a Internet</w:t>
       </w:r>
       <w:r>
-        <w:rPr>
-          <w:lang w:val="es-ES"/>
-        </w:rPr>
-        <w:t xml:space="preserve"> </w:t>
-      </w:r>
-      <w:r>
-        <w:rPr>
-          <w:lang w:val="es-ES"/>
-        </w:rPr>
+        <w:t xml:space="preserve"> </w:t>
+      </w:r>
+      <w:r>
         <w:t xml:space="preserve">(en el escenario del ejercicio). Tiene una Global Unicast (</w:t>
       </w:r>
       <w:r>
         <w:rPr>
           <w:rStyle w:val="VerbatimChar"/>
-          <w:lang w:val="es-ES"/>
         </w:rPr>
         <w:t xml:space="preserve">2001:db8::</w:t>
       </w:r>
       <w:r>
-        <w:rPr>
-          <w:lang w:val="es-ES"/>
-        </w:rPr>
         <w:t xml:space="preserve">, prefijo de documentación que aquí hace de GUA) y un gateway configurado. En Internet real</w:t>
       </w:r>
       <w:r>
-        <w:rPr>
-          <w:lang w:val="es-ES"/>
-        </w:rPr>
         <w:t xml:space="preserve"> </w:t>
       </w:r>
       <w:r>
         <w:rPr>
           <w:rStyle w:val="VerbatimChar"/>
-          <w:lang w:val="es-ES"/>
         </w:rPr>
         <w:t xml:space="preserve">2001:DB8::/32</w:t>
       </w:r>
       <w:r>
-        <w:rPr>
-          <w:lang w:val="es-ES"/>
-        </w:rPr>
-        <w:t xml:space="preserve"> </w:t>
-      </w:r>
-      <w:r>
-        <w:rPr>
-          <w:lang w:val="es-ES"/>
-        </w:rPr>
+        <w:t xml:space="preserve"> </w:t>
+      </w:r>
+      <w:r>
         <w:t xml:space="preserve">no enruta: es el rango reservado por RFC 3849 para ejemplos.</w:t>
       </w:r>
     </w:p>
@@ -476,83 +368,52 @@
         <w:rPr>
           <w:b/>
           <w:bCs/>
-          <w:lang w:val="es-ES"/>
         </w:rPr>
         <w:t xml:space="preserve">Comando:</w:t>
       </w:r>
       <w:r>
-        <w:rPr>
-          <w:lang w:val="es-ES"/>
-        </w:rPr>
         <w:t xml:space="preserve"> </w:t>
       </w:r>
       <w:r>
         <w:rPr>
           <w:rStyle w:val="VerbatimChar"/>
-          <w:lang w:val="es-ES"/>
         </w:rPr>
         <w:t xml:space="preserve">ipconfig /all</w:t>
       </w:r>
       <w:r>
-        <w:rPr>
-          <w:lang w:val="es-ES"/>
-        </w:rPr>
-        <w:t xml:space="preserve"> </w:t>
-      </w:r>
-      <w:r>
-        <w:rPr>
-          <w:lang w:val="es-ES"/>
-        </w:rPr>
+        <w:t xml:space="preserve"> </w:t>
+      </w:r>
+      <w:r>
         <w:t xml:space="preserve">en Windows,</w:t>
       </w:r>
       <w:r>
-        <w:rPr>
-          <w:lang w:val="es-ES"/>
-        </w:rPr>
         <w:t xml:space="preserve"> </w:t>
       </w:r>
       <w:r>
         <w:rPr>
           <w:rStyle w:val="VerbatimChar"/>
-          <w:lang w:val="es-ES"/>
         </w:rPr>
         <w:t xml:space="preserve">ip addr</w:t>
       </w:r>
       <w:r>
-        <w:rPr>
-          <w:lang w:val="es-ES"/>
-        </w:rPr>
-        <w:t xml:space="preserve"> </w:t>
-      </w:r>
-      <w:r>
-        <w:rPr>
-          <w:lang w:val="es-ES"/>
-        </w:rPr>
+        <w:t xml:space="preserve"> </w:t>
+      </w:r>
+      <w:r>
         <w:t xml:space="preserve">en Linux,</w:t>
       </w:r>
       <w:r>
-        <w:rPr>
-          <w:lang w:val="es-ES"/>
-        </w:rPr>
         <w:t xml:space="preserve"> </w:t>
       </w:r>
       <w:r>
         <w:rPr>
           <w:rStyle w:val="VerbatimChar"/>
-          <w:lang w:val="es-ES"/>
         </w:rPr>
         <w:t xml:space="preserve">ifconfig -a</w:t>
       </w:r>
       <w:r>
-        <w:rPr>
-          <w:lang w:val="es-ES"/>
-        </w:rPr>
-        <w:t xml:space="preserve"> </w:t>
-      </w:r>
-      <w:r>
-        <w:rPr>
-          <w:lang w:val="es-ES"/>
-        </w:rPr>
+        <w:t xml:space="preserve"> </w:t>
+      </w:r>
+      <w:r>
         <w:t xml:space="preserve">en macOS.</w:t>
       </w:r>
     </w:p>
@@ -563,9 +424,6 @@
         <w:pStyle w:val="Heading2"/>
       </w:pPr>
       <w:r>
-        <w:rPr>
-          <w:lang w:val="es-ES"/>
-        </w:rPr>
         <w:t xml:space="preserve">4. Diseño de transición</w:t>
       </w:r>
     </w:p>
@@ -580,20 +438,13 @@
         <w:rPr>
           <w:b/>
           <w:bCs/>
-          <w:lang w:val="es-ES"/>
         </w:rPr>
         <w:t xml:space="preserve">Dual Stack en las LANs.</w:t>
       </w:r>
       <w:r>
-        <w:rPr>
-          <w:lang w:val="es-ES"/>
-        </w:rPr>
-        <w:t xml:space="preserve"> </w:t>
-      </w:r>
-      <w:r>
-        <w:rPr>
-          <w:lang w:val="es-ES"/>
-        </w:rPr>
+        <w:t xml:space="preserve"> </w:t>
+      </w:r>
+      <w:r>
         <w:t xml:space="preserve">El ISP ofrece IPv6 nativo, así que ambas sedes pueden tener IPv4 e IPv6 simultáneamente. Es la opción más limpia y sin encapsulación extra.</w:t>
       </w:r>
     </w:p>
@@ -608,20 +459,13 @@
         <w:rPr>
           <w:b/>
           <w:bCs/>
-          <w:lang w:val="es-ES"/>
         </w:rPr>
         <w:t xml:space="preserve">Conexión entre sedes:</w:t>
       </w:r>
       <w:r>
-        <w:rPr>
-          <w:lang w:val="es-ES"/>
-        </w:rPr>
-        <w:t xml:space="preserve"> </w:t>
-      </w:r>
-      <w:r>
-        <w:rPr>
-          <w:lang w:val="es-ES"/>
-        </w:rPr>
+        <w:t xml:space="preserve"> </w:t>
+      </w:r>
+      <w:r>
         <w:t xml:space="preserve">Usando IPv6 nativo (el ISP ya lo ofrece). Cada sede tiene un rango /48 asignado. El enrutamiento IPv6 se hace con OSPFv3 o rutas estáticas.</w:t>
       </w:r>
     </w:p>
@@ -636,20 +480,13 @@
         <w:rPr>
           <w:b/>
           <w:bCs/>
-          <w:lang w:val="es-ES"/>
         </w:rPr>
         <w:t xml:space="preserve">Acceso al servicio cloud solo-IPv4:</w:t>
       </w:r>
       <w:r>
-        <w:rPr>
-          <w:lang w:val="es-ES"/>
-        </w:rPr>
-        <w:t xml:space="preserve"> </w:t>
-      </w:r>
-      <w:r>
-        <w:rPr>
-          <w:lang w:val="es-ES"/>
-        </w:rPr>
+        <w:t xml:space="preserve"> </w:t>
+      </w:r>
+      <w:r>
         <w:t xml:space="preserve">NAT64 + DNS64. El router de la sede central traduce el tráfico IPv6 de los clientes a IPv4 hacia el servidor cloud.</w:t>
       </w:r>
     </w:p>
@@ -664,7 +501,6 @@
         <w:rPr>
           <w:b/>
           <w:bCs/>
-          <w:lang w:val="es-ES"/>
         </w:rPr>
         <w:t xml:space="preserve">Configuración en routers:</w:t>
       </w:r>
@@ -678,21 +514,14 @@
         </w:numPr>
       </w:pPr>
       <w:r>
-        <w:rPr>
-          <w:lang w:val="es-ES"/>
-        </w:rPr>
         <w:t xml:space="preserve">Habilitar</w:t>
       </w:r>
       <w:r>
-        <w:rPr>
-          <w:lang w:val="es-ES"/>
-        </w:rPr>
         <w:t xml:space="preserve"> </w:t>
       </w:r>
       <w:r>
         <w:rPr>
           <w:rStyle w:val="VerbatimChar"/>
-          <w:lang w:val="es-ES"/>
         </w:rPr>
         <w:t xml:space="preserve">ipv6 unicast-routing</w:t>
       </w:r>
@@ -706,9 +535,6 @@
         </w:numPr>
       </w:pPr>
       <w:r>
-        <w:rPr>
-          <w:lang w:val="es-ES"/>
-        </w:rPr>
         <w:t xml:space="preserve">Configurar interfaz WAN con IPv6 del ISP</w:t>
       </w:r>
     </w:p>
@@ -721,9 +547,6 @@
         </w:numPr>
       </w:pPr>
       <w:r>
-        <w:rPr>
-          <w:lang w:val="es-ES"/>
-        </w:rPr>
         <w:t xml:space="preserve">Configurar interfaz LAN con prefijo /64 de la sede</w:t>
       </w:r>
     </w:p>
@@ -736,9 +559,6 @@
         </w:numPr>
       </w:pPr>
       <w:r>
-        <w:rPr>
-          <w:lang w:val="es-ES"/>
-        </w:rPr>
         <w:t xml:space="preserve">Configurar rutas IPv6 estáticas o dinámicas</w:t>
       </w:r>
     </w:p>
@@ -751,9 +571,6 @@
         </w:numPr>
       </w:pPr>
       <w:r>
-        <w:rPr>
-          <w:lang w:val="es-ES"/>
-        </w:rPr>
         <w:t xml:space="preserve">Configurar NAT64 para el servicio cloud legacy</w:t>
       </w:r>
     </w:p>
@@ -764,9 +581,6 @@
         <w:pStyle w:val="Heading2"/>
       </w:pPr>
       <w:r>
-        <w:rPr>
-          <w:lang w:val="es-ES"/>
-        </w:rPr>
         <w:t xml:space="preserve">5. Análisis de Router Advertisement</w:t>
       </w:r>
     </w:p>
@@ -781,20 +595,13 @@
         <w:rPr>
           <w:b/>
           <w:bCs/>
-          <w:lang w:val="es-ES"/>
         </w:rPr>
         <w:t xml:space="preserve">Método:</w:t>
       </w:r>
       <w:r>
-        <w:rPr>
-          <w:lang w:val="es-ES"/>
-        </w:rPr>
-        <w:t xml:space="preserve"> </w:t>
-      </w:r>
-      <w:r>
-        <w:rPr>
-          <w:lang w:val="es-ES"/>
-        </w:rPr>
+        <w:t xml:space="preserve"> </w:t>
+      </w:r>
+      <w:r>
         <w:t xml:space="preserve">DHCPv6 Stateless (O Flag = 1, M Flag = 0). SLAAC da la IP, DHCPv6 da configuración adicional.</w:t>
       </w:r>
     </w:p>
@@ -809,46 +616,29 @@
         <w:rPr>
           <w:b/>
           <w:bCs/>
-          <w:lang w:val="es-ES"/>
         </w:rPr>
         <w:t xml:space="preserve">La IP la da SLAAC</w:t>
       </w:r>
       <w:r>
-        <w:rPr>
-          <w:lang w:val="es-ES"/>
-        </w:rPr>
-        <w:t xml:space="preserve"> </w:t>
-      </w:r>
-      <w:r>
-        <w:rPr>
-          <w:lang w:val="es-ES"/>
-        </w:rPr>
+        <w:t xml:space="preserve"> </w:t>
+      </w:r>
+      <w:r>
         <w:t xml:space="preserve">(el router anuncia el prefijo con RA, el cliente genera su IP).</w:t>
       </w:r>
       <w:r>
-        <w:rPr>
-          <w:lang w:val="es-ES"/>
-        </w:rPr>
         <w:t xml:space="preserve"> </w:t>
       </w:r>
       <w:r>
         <w:rPr>
           <w:b/>
           <w:bCs/>
-          <w:lang w:val="es-ES"/>
         </w:rPr>
         <w:t xml:space="preserve">El DNS lo da DHCPv6</w:t>
       </w:r>
       <w:r>
-        <w:rPr>
-          <w:lang w:val="es-ES"/>
-        </w:rPr>
-        <w:t xml:space="preserve"> </w:t>
-      </w:r>
-      <w:r>
-        <w:rPr>
-          <w:lang w:val="es-ES"/>
-        </w:rPr>
+        <w:t xml:space="preserve"> </w:t>
+      </w:r>
+      <w:r>
         <w:t xml:space="preserve">(el cliente consulta al servidor DHCPv6 para obtener DNS y otros parámetros).</w:t>
       </w:r>
     </w:p>
@@ -863,20 +653,13 @@
         <w:rPr>
           <w:b/>
           <w:bCs/>
-          <w:lang w:val="es-ES"/>
         </w:rPr>
         <w:t xml:space="preserve">No.</w:t>
       </w:r>
       <w:r>
-        <w:rPr>
-          <w:lang w:val="es-ES"/>
-        </w:rPr>
-        <w:t xml:space="preserve"> </w:t>
-      </w:r>
-      <w:r>
-        <w:rPr>
-          <w:lang w:val="es-ES"/>
-        </w:rPr>
+        <w:t xml:space="preserve"> </w:t>
+      </w:r>
+      <w:r>
         <w:t xml:space="preserve">SLAAC puro no da DNS. Si el cliente solo soporta SLAAC, necesitaría DHCPv6 para DNS. Pero los clientes modernos suelen soportar RDNSS (DNS en RA), que permite al router anunciar DNS directamente en los RA sin DHCPv6.</w:t>
       </w:r>
     </w:p>
@@ -891,20 +674,13 @@
         <w:rPr>
           <w:b/>
           <w:bCs/>
-          <w:lang w:val="es-ES"/>
         </w:rPr>
         <w:t xml:space="preserve">Si M Flag = 1:</w:t>
       </w:r>
       <w:r>
-        <w:rPr>
-          <w:lang w:val="es-ES"/>
-        </w:rPr>
-        <w:t xml:space="preserve"> </w:t>
-      </w:r>
-      <w:r>
-        <w:rPr>
-          <w:lang w:val="es-ES"/>
-        </w:rPr>
+        <w:t xml:space="preserve"> </w:t>
+      </w:r>
+      <w:r>
         <w:t xml:space="preserve">DHCPv6 Stateful. El servidor DHCPv6 da tanto la IP como el DNS. SLAAC no se usa para la IP. Esto es más parecido al DHCP de IPv4.</w:t>
       </w:r>
     </w:p>
@@ -915,9 +691,6 @@
         <w:pStyle w:val="Heading2"/>
       </w:pPr>
       <w:r>
-        <w:rPr>
-          <w:lang w:val="es-ES"/>
-        </w:rPr>
         <w:t xml:space="preserve">6. NDP en acción</w:t>
       </w:r>
     </w:p>
@@ -932,20 +705,13 @@
         <w:rPr>
           <w:b/>
           <w:bCs/>
-          <w:lang w:val="es-ES"/>
         </w:rPr>
         <w:t xml:space="preserve">Neighbor Solicitation (NS):</w:t>
       </w:r>
       <w:r>
-        <w:rPr>
-          <w:lang w:val="es-ES"/>
-        </w:rPr>
-        <w:t xml:space="preserve"> </w:t>
-      </w:r>
-      <w:r>
-        <w:rPr>
-          <w:lang w:val="es-ES"/>
-        </w:rPr>
+        <w:t xml:space="preserve"> </w:t>
+      </w:r>
+      <w:r>
         <w:t xml:space="preserve">“¿Quién tiene 2001:DB8::20?”</w:t>
       </w:r>
     </w:p>
@@ -960,20 +726,13 @@
         <w:rPr>
           <w:b/>
           <w:bCs/>
-          <w:lang w:val="es-ES"/>
         </w:rPr>
         <w:t xml:space="preserve">Dirección MAC destino:</w:t>
       </w:r>
       <w:r>
-        <w:rPr>
-          <w:lang w:val="es-ES"/>
-        </w:rPr>
-        <w:t xml:space="preserve"> </w:t>
-      </w:r>
-      <w:r>
-        <w:rPr>
-          <w:lang w:val="es-ES"/>
-        </w:rPr>
+        <w:t xml:space="preserve"> </w:t>
+      </w:r>
+      <w:r>
         <w:t xml:space="preserve">Multicast Ethernet (33:33:xx:xx:xx:xx). Concretamente, la dirección multicast derivada de la IP destino (solicited-node multicast).</w:t>
       </w:r>
     </w:p>
@@ -988,34 +747,23 @@
         <w:rPr>
           <w:b/>
           <w:bCs/>
-          <w:lang w:val="es-ES"/>
         </w:rPr>
         <w:t xml:space="preserve">Dirección IPv6 destino:</w:t>
       </w:r>
       <w:r>
-        <w:rPr>
-          <w:lang w:val="es-ES"/>
-        </w:rPr>
         <w:t xml:space="preserve"> </w:t>
       </w:r>
       <w:r>
         <w:rPr>
           <w:b/>
           <w:bCs/>
-          <w:lang w:val="es-ES"/>
         </w:rPr>
         <w:t xml:space="preserve">Multicast</w:t>
       </w:r>
       <w:r>
-        <w:rPr>
-          <w:lang w:val="es-ES"/>
-        </w:rPr>
-        <w:t xml:space="preserve"> </w:t>
-      </w:r>
-      <w:r>
-        <w:rPr>
-          <w:lang w:val="es-ES"/>
-        </w:rPr>
+        <w:t xml:space="preserve"> </w:t>
+      </w:r>
+      <w:r>
         <w:t xml:space="preserve">(FF02::1:FF00:20 — la solicited-node multicast address). NO usa broadcast como ARP en IPv4.</w:t>
       </w:r>
     </w:p>
@@ -1030,20 +778,13 @@
         <w:rPr>
           <w:b/>
           <w:bCs/>
-          <w:lang w:val="es-ES"/>
         </w:rPr>
         <w:t xml:space="preserve">PC-B responde con un Neighbor Advertisement (NA)</w:t>
       </w:r>
       <w:r>
-        <w:rPr>
-          <w:lang w:val="es-ES"/>
-        </w:rPr>
-        <w:t xml:space="preserve"> </w:t>
-      </w:r>
-      <w:r>
-        <w:rPr>
-          <w:lang w:val="es-ES"/>
-        </w:rPr>
+        <w:t xml:space="preserve"> </w:t>
+      </w:r>
+      <w:r>
         <w:t xml:space="preserve">unicast dirigido a PC-A, indicando su MAC.</w:t>
       </w:r>
     </w:p>
@@ -1058,20 +799,13 @@
         <w:rPr>
           <w:b/>
           <w:bCs/>
-          <w:lang w:val="es-ES"/>
         </w:rPr>
         <w:t xml:space="preserve">Este proceso se llama NDP</w:t>
       </w:r>
       <w:r>
-        <w:rPr>
-          <w:lang w:val="es-ES"/>
-        </w:rPr>
-        <w:t xml:space="preserve"> </w:t>
-      </w:r>
-      <w:r>
-        <w:rPr>
-          <w:lang w:val="es-ES"/>
-        </w:rPr>
+        <w:t xml:space="preserve"> </w:t>
+      </w:r>
+      <w:r>
         <w:t xml:space="preserve">(Neighbor Discovery Protocol). Es parte de ICMPv6 y reemplaza a ARP. Es más eficiente que ARP porque usa multicast en lugar de broadcast, y solo los dispositivos interesados procesan el mensaje.</w:t>
       </w:r>
     </w:p>
@@ -1082,9 +816,6 @@
         <w:pStyle w:val="Heading2"/>
       </w:pPr>
       <w:r>
-        <w:rPr>
-          <w:lang w:val="es-ES"/>
-        </w:rPr>
         <w:t xml:space="preserve">7. Diagnóstico ping6</w:t>
       </w:r>
     </w:p>
@@ -1093,67 +824,43 @@
         <w:pStyle w:val="FirstParagraph"/>
       </w:pPr>
       <w:r>
-        <w:rPr>
-          <w:lang w:val="es-ES"/>
-        </w:rPr>
         <w:t xml:space="preserve">Contexto:</w:t>
       </w:r>
       <w:r>
-        <w:rPr>
-          <w:lang w:val="es-ES"/>
-        </w:rPr>
         <w:t xml:space="preserve"> </w:t>
       </w:r>
       <w:r>
         <w:rPr>
           <w:rStyle w:val="VerbatimChar"/>
-          <w:lang w:val="es-ES"/>
         </w:rPr>
         <w:t xml:space="preserve">ping fe80::1</w:t>
       </w:r>
       <w:r>
-        <w:rPr>
-          <w:lang w:val="es-ES"/>
-        </w:rPr>
-        <w:t xml:space="preserve"> </w:t>
-      </w:r>
-      <w:r>
-        <w:rPr>
-          <w:lang w:val="es-ES"/>
-        </w:rPr>
+        <w:t xml:space="preserve"> </w:t>
+      </w:r>
+      <w:r>
         <w:t xml:space="preserve">(la Link-Local del gateway) funciona, así que el enlace, la MAC y NDP básico están OK. El fallo es exclusivo del destino</w:t>
       </w:r>
       <w:r>
-        <w:rPr>
-          <w:lang w:val="es-ES"/>
-        </w:rPr>
         <w:t xml:space="preserve"> </w:t>
       </w:r>
       <w:r>
         <w:rPr>
           <w:i/>
           <w:iCs/>
-          <w:lang w:val="es-ES"/>
         </w:rPr>
         <w:t xml:space="preserve">global</w:t>
       </w:r>
       <w:r>
-        <w:rPr>
-          <w:lang w:val="es-ES"/>
-        </w:rPr>
         <w:t xml:space="preserve"> </w:t>
       </w:r>
       <w:r>
         <w:rPr>
           <w:rStyle w:val="VerbatimChar"/>
-          <w:lang w:val="es-ES"/>
         </w:rPr>
         <w:t xml:space="preserve">2001:DB8:1::10</w:t>
       </w:r>
       <w:r>
-        <w:rPr>
-          <w:lang w:val="es-ES"/>
-        </w:rPr>
         <w:t xml:space="preserve">. Tres causas posibles:</w:t>
       </w:r>
     </w:p>
@@ -1169,20 +876,13 @@
         <w:rPr>
           <w:b/>
           <w:bCs/>
-          <w:lang w:val="es-ES"/>
         </w:rPr>
         <w:t xml:space="preserve">Firewall del PC destino (o del propio PC-A) bloqueando ICMPv6 hacia la GUA.</w:t>
       </w:r>
       <w:r>
-        <w:rPr>
-          <w:lang w:val="es-ES"/>
-        </w:rPr>
-        <w:t xml:space="preserve"> </w:t>
-      </w:r>
-      <w:r>
-        <w:rPr>
-          <w:lang w:val="es-ES"/>
-        </w:rPr>
+        <w:t xml:space="preserve"> </w:t>
+      </w:r>
+      <w:r>
         <w:t xml:space="preserve">Muchos sistemas abren por defecto el tráfico a Link-Local y al descubrimiento de vecinos, pero responden peor (o no responden) a pings a su dirección global.</w:t>
       </w:r>
     </w:p>
@@ -1198,20 +898,13 @@
         <w:rPr>
           <w:i/>
           <w:iCs/>
-          <w:lang w:val="es-ES"/>
         </w:rPr>
         <w:t xml:space="preserve">Verificación:</w:t>
       </w:r>
       <w:r>
-        <w:rPr>
-          <w:lang w:val="es-ES"/>
-        </w:rPr>
-        <w:t xml:space="preserve"> </w:t>
-      </w:r>
-      <w:r>
-        <w:rPr>
-          <w:lang w:val="es-ES"/>
-        </w:rPr>
+        <w:t xml:space="preserve"> </w:t>
+      </w:r>
+      <w:r>
         <w:t xml:space="preserve">intenta ping desde un tercer equipo; o desactiva temporalmente el firewall del PC destino y repite el ping. Si entonces funciona, es el firewall.</w:t>
       </w:r>
     </w:p>
@@ -1227,46 +920,29 @@
         <w:rPr>
           <w:b/>
           <w:bCs/>
-          <w:lang w:val="es-ES"/>
         </w:rPr>
         <w:t xml:space="preserve">La GUA destino está duplicada o no es la activa.</w:t>
       </w:r>
       <w:r>
-        <w:rPr>
-          <w:lang w:val="es-ES"/>
-        </w:rPr>
-        <w:t xml:space="preserve"> </w:t>
-      </w:r>
-      <w:r>
-        <w:rPr>
-          <w:lang w:val="es-ES"/>
-        </w:rPr>
+        <w:t xml:space="preserve"> </w:t>
+      </w:r>
+      <w:r>
         <w:t xml:space="preserve">Si el PC destino tiene varios adaptadores, o SLAAC le dio un prefijo distinto, la dirección que pingueas puede estar asignada en otra interfaz o marcada como</w:t>
       </w:r>
       <w:r>
-        <w:rPr>
-          <w:lang w:val="es-ES"/>
-        </w:rPr>
         <w:t xml:space="preserve"> </w:t>
       </w:r>
       <w:r>
         <w:rPr>
           <w:i/>
           <w:iCs/>
-          <w:lang w:val="es-ES"/>
         </w:rPr>
         <w:t xml:space="preserve">tentative</w:t>
       </w:r>
       <w:r>
-        <w:rPr>
-          <w:lang w:val="es-ES"/>
-        </w:rPr>
-        <w:t xml:space="preserve"> </w:t>
-      </w:r>
-      <w:r>
-        <w:rPr>
-          <w:lang w:val="es-ES"/>
-        </w:rPr>
+        <w:t xml:space="preserve"> </w:t>
+      </w:r>
+      <w:r>
         <w:t xml:space="preserve">(durante DAD). El host simplemente no responde en esa dirección en la interfaz que esperas.</w:t>
       </w:r>
     </w:p>
@@ -1282,134 +958,83 @@
         <w:rPr>
           <w:i/>
           <w:iCs/>
-          <w:lang w:val="es-ES"/>
         </w:rPr>
         <w:t xml:space="preserve">Verificación:</w:t>
       </w:r>
       <w:r>
-        <w:rPr>
-          <w:lang w:val="es-ES"/>
-        </w:rPr>
-        <w:t xml:space="preserve"> </w:t>
-      </w:r>
-      <w:r>
-        <w:rPr>
-          <w:lang w:val="es-ES"/>
-        </w:rPr>
+        <w:t xml:space="preserve"> </w:t>
+      </w:r>
+      <w:r>
         <w:t xml:space="preserve">en el destino ejecuta</w:t>
       </w:r>
       <w:r>
-        <w:rPr>
-          <w:lang w:val="es-ES"/>
-        </w:rPr>
         <w:t xml:space="preserve"> </w:t>
       </w:r>
       <w:r>
         <w:rPr>
           <w:rStyle w:val="VerbatimChar"/>
-          <w:lang w:val="es-ES"/>
         </w:rPr>
         <w:t xml:space="preserve">ipconfig /all</w:t>
       </w:r>
       <w:r>
-        <w:rPr>
-          <w:lang w:val="es-ES"/>
-        </w:rPr>
-        <w:t xml:space="preserve"> </w:t>
-      </w:r>
-      <w:r>
-        <w:rPr>
-          <w:lang w:val="es-ES"/>
-        </w:rPr>
+        <w:t xml:space="preserve"> </w:t>
+      </w:r>
+      <w:r>
         <w:t xml:space="preserve">(Windows) o</w:t>
       </w:r>
       <w:r>
-        <w:rPr>
-          <w:lang w:val="es-ES"/>
-        </w:rPr>
         <w:t xml:space="preserve"> </w:t>
       </w:r>
       <w:r>
         <w:rPr>
           <w:rStyle w:val="VerbatimChar"/>
-          <w:lang w:val="es-ES"/>
         </w:rPr>
         <w:t xml:space="preserve">ip -6 addr show</w:t>
       </w:r>
       <w:r>
-        <w:rPr>
-          <w:lang w:val="es-ES"/>
-        </w:rPr>
-        <w:t xml:space="preserve"> </w:t>
-      </w:r>
-      <w:r>
-        <w:rPr>
-          <w:lang w:val="es-ES"/>
-        </w:rPr>
+        <w:t xml:space="preserve"> </w:t>
+      </w:r>
+      <w:r>
         <w:t xml:space="preserve">(Linux) y comprueba que</w:t>
       </w:r>
       <w:r>
-        <w:rPr>
-          <w:lang w:val="es-ES"/>
-        </w:rPr>
         <w:t xml:space="preserve"> </w:t>
       </w:r>
       <w:r>
         <w:rPr>
           <w:rStyle w:val="VerbatimChar"/>
-          <w:lang w:val="es-ES"/>
         </w:rPr>
         <w:t xml:space="preserve">2001:DB8:1::10</w:t>
       </w:r>
       <w:r>
-        <w:rPr>
-          <w:lang w:val="es-ES"/>
-        </w:rPr>
-        <w:t xml:space="preserve"> </w:t>
-      </w:r>
-      <w:r>
-        <w:rPr>
-          <w:lang w:val="es-ES"/>
-        </w:rPr>
+        <w:t xml:space="preserve"> </w:t>
+      </w:r>
+      <w:r>
         <w:t xml:space="preserve">exista y esté marcada como activa en esa interfaz (estado</w:t>
       </w:r>
       <w:r>
-        <w:rPr>
-          <w:lang w:val="es-ES"/>
-        </w:rPr>
         <w:t xml:space="preserve"> </w:t>
       </w:r>
       <w:r>
         <w:rPr>
           <w:i/>
           <w:iCs/>
-          <w:lang w:val="es-ES"/>
         </w:rPr>
         <w:t xml:space="preserve">preferred</w:t>
       </w:r>
       <w:r>
-        <w:rPr>
-          <w:lang w:val="es-ES"/>
-        </w:rPr>
         <w:t xml:space="preserve">). Prueba también</w:t>
       </w:r>
       <w:r>
-        <w:rPr>
-          <w:lang w:val="es-ES"/>
-        </w:rPr>
         <w:t xml:space="preserve"> </w:t>
       </w:r>
       <w:r>
         <w:rPr>
           <w:rStyle w:val="VerbatimChar"/>
-          <w:lang w:val="es-ES"/>
         </w:rPr>
         <w:t xml:space="preserve">ping -6 2001:DB8:1::10%&lt;id-interfaz&gt;</w:t>
       </w:r>
       <w:r>
-        <w:rPr>
-          <w:lang w:val="es-ES"/>
-        </w:rPr>
         <w:t xml:space="preserve">.</w:t>
       </w:r>
     </w:p>
@@ -1425,128 +1050,78 @@
         <w:rPr>
           <w:b/>
           <w:bCs/>
-          <w:lang w:val="es-ES"/>
         </w:rPr>
         <w:t xml:space="preserve">Prefijo/ámbito fuera de la subred (on-link).</w:t>
       </w:r>
       <w:r>
-        <w:rPr>
-          <w:lang w:val="es-ES"/>
-        </w:rPr>
-        <w:t xml:space="preserve"> </w:t>
-      </w:r>
-      <w:r>
-        <w:rPr>
-          <w:lang w:val="es-ES"/>
-        </w:rPr>
+        <w:t xml:space="preserve"> </w:t>
+      </w:r>
+      <w:r>
         <w:t xml:space="preserve">Para un</w:t>
       </w:r>
       <w:r>
-        <w:rPr>
-          <w:lang w:val="es-ES"/>
-        </w:rPr>
         <w:t xml:space="preserve"> </w:t>
       </w:r>
       <w:r>
         <w:rPr>
           <w:i/>
           <w:iCs/>
-          <w:lang w:val="es-ES"/>
         </w:rPr>
         <w:t xml:space="preserve">origen</w:t>
       </w:r>
       <w:r>
-        <w:rPr>
-          <w:lang w:val="es-ES"/>
-        </w:rPr>
-        <w:t xml:space="preserve"> </w:t>
-      </w:r>
-      <w:r>
-        <w:rPr>
-          <w:lang w:val="es-ES"/>
-        </w:rPr>
+        <w:t xml:space="preserve"> </w:t>
+      </w:r>
+      <w:r>
         <w:t xml:space="preserve">con un prefijo distinto o sin ruta hacia</w:t>
       </w:r>
       <w:r>
-        <w:rPr>
-          <w:lang w:val="es-ES"/>
-        </w:rPr>
         <w:t xml:space="preserve"> </w:t>
       </w:r>
       <w:r>
         <w:rPr>
           <w:rStyle w:val="VerbatimChar"/>
-          <w:lang w:val="es-ES"/>
         </w:rPr>
         <w:t xml:space="preserve">2001:DB8:1::/64</w:t>
       </w:r>
       <w:r>
-        <w:rPr>
-          <w:lang w:val="es-ES"/>
-        </w:rPr>
         <w:t xml:space="preserve">, esa GUA NO es</w:t>
       </w:r>
       <w:r>
-        <w:rPr>
-          <w:lang w:val="es-ES"/>
-        </w:rPr>
         <w:t xml:space="preserve"> </w:t>
       </w:r>
       <w:r>
         <w:rPr>
           <w:i/>
           <w:iCs/>
-          <w:lang w:val="es-ES"/>
         </w:rPr>
         <w:t xml:space="preserve">on-link</w:t>
       </w:r>
       <w:r>
-        <w:rPr>
-          <w:lang w:val="es-ES"/>
-        </w:rPr>
         <w:t xml:space="preserve">: el tráfico saldría al router (gateway), no resolvería la MAC por NDP local. Si la LAN es realmente</w:t>
       </w:r>
       <w:r>
-        <w:rPr>
-          <w:lang w:val="es-ES"/>
-        </w:rPr>
         <w:t xml:space="preserve"> </w:t>
       </w:r>
       <w:r>
         <w:rPr>
           <w:rStyle w:val="VerbatimChar"/>
-          <w:lang w:val="es-ES"/>
         </w:rPr>
         <w:t xml:space="preserve">2001:DB8:1::/64</w:t>
       </w:r>
       <w:r>
-        <w:rPr>
-          <w:lang w:val="es-ES"/>
-        </w:rPr>
-        <w:t xml:space="preserve"> </w:t>
-      </w:r>
-      <w:r>
-        <w:rPr>
-          <w:lang w:val="es-ES"/>
-        </w:rPr>
+        <w:t xml:space="preserve"> </w:t>
+      </w:r>
+      <w:r>
         <w:t xml:space="preserve">pero el PC-A o el switch han sido configurados con otro prefijo, el ping</w:t>
       </w:r>
       <w:r>
-        <w:rPr>
-          <w:lang w:val="es-ES"/>
-        </w:rPr>
-        <w:t xml:space="preserve"> </w:t>
-      </w:r>
-      <w:r>
-        <w:rPr>
-          <w:lang w:val="es-ES"/>
-        </w:rPr>
+        <w:t xml:space="preserve"> </w:t>
+      </w:r>
+      <w:r>
         <w:t xml:space="preserve">“no tiene a quién preguntar”</w:t>
       </w:r>
       <w:r>
-        <w:rPr>
-          <w:lang w:val="es-ES"/>
-        </w:rPr>
         <w:t xml:space="preserve">.</w:t>
       </w:r>
     </w:p>
@@ -1562,96 +1137,61 @@
         <w:rPr>
           <w:i/>
           <w:iCs/>
-          <w:lang w:val="es-ES"/>
         </w:rPr>
         <w:t xml:space="preserve">Verificación:</w:t>
       </w:r>
       <w:r>
-        <w:rPr>
-          <w:lang w:val="es-ES"/>
-        </w:rPr>
-        <w:t xml:space="preserve"> </w:t>
-      </w:r>
-      <w:r>
-        <w:rPr>
-          <w:lang w:val="es-ES"/>
-        </w:rPr>
+        <w:t xml:space="preserve"> </w:t>
+      </w:r>
+      <w:r>
         <w:t xml:space="preserve">revisa que el prefijo del origen (</w:t>
       </w:r>
       <w:r>
         <w:rPr>
           <w:rStyle w:val="VerbatimChar"/>
-          <w:lang w:val="es-ES"/>
         </w:rPr>
         <w:t xml:space="preserve">2001:db8:1:...</w:t>
       </w:r>
       <w:r>
-        <w:rPr>
-          <w:lang w:val="es-ES"/>
-        </w:rPr>
         <w:t xml:space="preserve">) y el destino compartan el mismo /64, y que el gateway</w:t>
       </w:r>
       <w:r>
-        <w:rPr>
-          <w:lang w:val="es-ES"/>
-        </w:rPr>
         <w:t xml:space="preserve"> </w:t>
       </w:r>
       <w:r>
         <w:rPr>
           <w:rStyle w:val="VerbatimChar"/>
-          <w:lang w:val="es-ES"/>
         </w:rPr>
         <w:t xml:space="preserve">fe80::1</w:t>
       </w:r>
       <w:r>
-        <w:rPr>
-          <w:lang w:val="es-ES"/>
-        </w:rPr>
-        <w:t xml:space="preserve"> </w:t>
-      </w:r>
-      <w:r>
-        <w:rPr>
-          <w:lang w:val="es-ES"/>
-        </w:rPr>
+        <w:t xml:space="preserve"> </w:t>
+      </w:r>
+      <w:r>
         <w:t xml:space="preserve">enrute correctamente. Un</w:t>
       </w:r>
       <w:r>
-        <w:rPr>
-          <w:lang w:val="es-ES"/>
-        </w:rPr>
         <w:t xml:space="preserve"> </w:t>
       </w:r>
       <w:r>
         <w:rPr>
           <w:rStyle w:val="VerbatimChar"/>
-          <w:lang w:val="es-ES"/>
         </w:rPr>
         <w:t xml:space="preserve">pathping</w:t>
       </w:r>
       <w:r>
-        <w:rPr>
-          <w:lang w:val="es-ES"/>
-        </w:rPr>
         <w:t xml:space="preserve">/</w:t>
       </w:r>
       <w:r>
         <w:rPr>
           <w:rStyle w:val="VerbatimChar"/>
-          <w:lang w:val="es-ES"/>
         </w:rPr>
         <w:t xml:space="preserve">tracert</w:t>
       </w:r>
       <w:r>
-        <w:rPr>
-          <w:lang w:val="es-ES"/>
-        </w:rPr>
-        <w:t xml:space="preserve"> </w:t>
-      </w:r>
-      <w:r>
-        <w:rPr>
-          <w:lang w:val="es-ES"/>
-        </w:rPr>
+        <w:t xml:space="preserve"> </w:t>
+      </w:r>
+      <w:r>
         <w:t xml:space="preserve">IPv6 te dice si el salto intenta salir por el router o se queda en el enlace.</w:t>
       </w:r>
     </w:p>
@@ -1660,75 +1200,48 @@
         <w:pStyle w:val="BlockText"/>
       </w:pPr>
       <w:r>
-        <w:rPr>
-          <w:lang w:val="es-ES"/>
-        </w:rPr>
         <w:t xml:space="preserve">✅ Resumen rápido: misma LAN + ping a LLA OK → el fallo al ping a GUA casi siempre es</w:t>
       </w:r>
       <w:r>
-        <w:rPr>
-          <w:lang w:val="es-ES"/>
-        </w:rPr>
         <w:t xml:space="preserve"> </w:t>
       </w:r>
       <w:r>
         <w:rPr>
           <w:b/>
           <w:bCs/>
-          <w:lang w:val="es-ES"/>
         </w:rPr>
         <w:t xml:space="preserve">firewall</w:t>
       </w:r>
       <w:r>
-        <w:rPr>
-          <w:lang w:val="es-ES"/>
-        </w:rPr>
         <w:t xml:space="preserve">,</w:t>
       </w:r>
       <w:r>
-        <w:rPr>
-          <w:lang w:val="es-ES"/>
-        </w:rPr>
         <w:t xml:space="preserve"> </w:t>
       </w:r>
       <w:r>
         <w:rPr>
           <w:b/>
           <w:bCs/>
-          <w:lang w:val="es-ES"/>
         </w:rPr>
         <w:t xml:space="preserve">dirección no activa</w:t>
       </w:r>
       <w:r>
-        <w:rPr>
-          <w:lang w:val="es-ES"/>
-        </w:rPr>
-        <w:t xml:space="preserve"> </w:t>
-      </w:r>
-      <w:r>
-        <w:rPr>
-          <w:lang w:val="es-ES"/>
-        </w:rPr>
+        <w:t xml:space="preserve"> </w:t>
+      </w:r>
+      <w:r>
         <w:t xml:space="preserve">(tentative/duplicada) o</w:t>
       </w:r>
       <w:r>
-        <w:rPr>
-          <w:lang w:val="es-ES"/>
-        </w:rPr>
         <w:t xml:space="preserve"> </w:t>
       </w:r>
       <w:r>
         <w:rPr>
           <w:b/>
           <w:bCs/>
-          <w:lang w:val="es-ES"/>
         </w:rPr>
         <w:t xml:space="preserve">prefijo mal / fuera de enlace</w:t>
       </w:r>
       <w:r>
-        <w:rPr>
-          <w:lang w:val="es-ES"/>
-        </w:rPr>
         <w:t xml:space="preserve">.</w:t>
       </w:r>
     </w:p>
@@ -1739,9 +1252,6 @@
         <w:pStyle w:val="Heading2"/>
       </w:pPr>
       <w:r>
-        <w:rPr>
-          <w:lang w:val="es-ES"/>
-        </w:rPr>
         <w:t xml:space="preserve">8. Tabla IPv4 vs IPv6</w:t>
       </w:r>
     </w:p>
@@ -1768,9 +1278,6 @@
               <w:pStyle w:val="Compact"/>
             </w:pPr>
             <w:r>
-              <w:rPr>
-                <w:lang w:val="es-ES"/>
-              </w:rPr>
               <w:t xml:space="preserve">Concepto</w:t>
             </w:r>
           </w:p>
@@ -1782,9 +1289,6 @@
               <w:pStyle w:val="Compact"/>
             </w:pPr>
             <w:r>
-              <w:rPr>
-                <w:lang w:val="es-ES"/>
-              </w:rPr>
               <w:t xml:space="preserve">IPv4</w:t>
             </w:r>
           </w:p>
@@ -1796,9 +1300,6 @@
               <w:pStyle w:val="Compact"/>
             </w:pPr>
             <w:r>
-              <w:rPr>
-                <w:lang w:val="es-ES"/>
-              </w:rPr>
               <w:t xml:space="preserve">IPv6</w:t>
             </w:r>
           </w:p>
@@ -1812,9 +1313,6 @@
               <w:pStyle w:val="Compact"/>
             </w:pPr>
             <w:r>
-              <w:rPr>
-                <w:lang w:val="es-ES"/>
-              </w:rPr>
               <w:t xml:space="preserve">Bits de la dirección</w:t>
             </w:r>
           </w:p>
@@ -1826,9 +1324,6 @@
               <w:pStyle w:val="Compact"/>
             </w:pPr>
             <w:r>
-              <w:rPr>
-                <w:lang w:val="es-ES"/>
-              </w:rPr>
               <w:t xml:space="preserve">32</w:t>
             </w:r>
           </w:p>
@@ -1843,7 +1338,6 @@
               <w:rPr>
                 <w:b/>
                 <w:bCs/>
-                <w:lang w:val="es-ES"/>
               </w:rPr>
               <w:t xml:space="preserve">128</w:t>
             </w:r>
@@ -1858,9 +1352,6 @@
               <w:pStyle w:val="Compact"/>
             </w:pPr>
             <w:r>
-              <w:rPr>
-                <w:lang w:val="es-ES"/>
-              </w:rPr>
               <w:t xml:space="preserve">Notación</w:t>
             </w:r>
           </w:p>
@@ -1872,9 +1363,6 @@
               <w:pStyle w:val="Compact"/>
             </w:pPr>
             <w:r>
-              <w:rPr>
-                <w:lang w:val="es-ES"/>
-              </w:rPr>
               <w:t xml:space="preserve">Decimal con puntos</w:t>
             </w:r>
           </w:p>
@@ -1889,20 +1377,13 @@
               <w:rPr>
                 <w:b/>
                 <w:bCs/>
-                <w:lang w:val="es-ES"/>
               </w:rPr>
               <w:t xml:space="preserve">Hexadecimal con dos puntos</w:t>
             </w:r>
             <w:r>
-              <w:rPr>
-                <w:lang w:val="es-ES"/>
-              </w:rPr>
               <w:t xml:space="preserve"> </w:t>
             </w:r>
             <w:r>
-              <w:rPr>
-                <w:lang w:val="es-ES"/>
-              </w:rPr>
               <w:t xml:space="preserve">(8 grupos)</w:t>
             </w:r>
           </w:p>
@@ -1916,9 +1397,6 @@
               <w:pStyle w:val="Compact"/>
             </w:pPr>
             <w:r>
-              <w:rPr>
-                <w:lang w:val="es-ES"/>
-              </w:rPr>
               <w:t xml:space="preserve">Direcciones privadas</w:t>
             </w:r>
           </w:p>
@@ -1930,9 +1408,6 @@
               <w:pStyle w:val="Compact"/>
             </w:pPr>
             <w:r>
-              <w:rPr>
-                <w:lang w:val="es-ES"/>
-              </w:rPr>
               <w:t xml:space="preserve">RFC 1918 (192.168…, 172.16…, 10…)</w:t>
             </w:r>
           </w:p>
@@ -1947,7 +1422,6 @@
               <w:rPr>
                 <w:b/>
                 <w:bCs/>
-                <w:lang w:val="es-ES"/>
               </w:rPr>
               <w:t xml:space="preserve">ULA</w:t>
             </w:r>
@@ -1955,7 +1429,6 @@
               <w:rPr>
                 <w:b/>
                 <w:bCs/>
-                <w:lang w:val="es-ES"/>
               </w:rPr>
               <w:t xml:space="preserve"> </w:t>
             </w:r>
@@ -1964,20 +1437,13 @@
                 <w:rStyle w:val="VerbatimChar"/>
                 <w:b/>
                 <w:bCs/>
-                <w:lang w:val="es-ES"/>
               </w:rPr>
               <w:t xml:space="preserve">FC00::/7</w:t>
             </w:r>
             <w:r>
-              <w:rPr>
-                <w:lang w:val="es-ES"/>
-              </w:rPr>
               <w:t xml:space="preserve"> </w:t>
             </w:r>
             <w:r>
-              <w:rPr>
-                <w:lang w:val="es-ES"/>
-              </w:rPr>
               <w:t xml:space="preserve">(privada/organización)</w:t>
             </w:r>
           </w:p>
@@ -1991,9 +1457,6 @@
               <w:pStyle w:val="Compact"/>
             </w:pPr>
             <w:r>
-              <w:rPr>
-                <w:lang w:val="es-ES"/>
-              </w:rPr>
               <w:t xml:space="preserve">Broadcast</w:t>
             </w:r>
           </w:p>
@@ -2005,9 +1468,6 @@
               <w:pStyle w:val="Compact"/>
             </w:pPr>
             <w:r>
-              <w:rPr>
-                <w:lang w:val="es-ES"/>
-              </w:rPr>
               <w:t xml:space="preserve">Sí (envía a todos)</w:t>
             </w:r>
           </w:p>
@@ -2022,33 +1482,22 @@
               <w:rPr>
                 <w:b/>
                 <w:bCs/>
-                <w:lang w:val="es-ES"/>
               </w:rPr>
               <w:t xml:space="preserve">No existe</w:t>
             </w:r>
             <w:r>
-              <w:rPr>
-                <w:lang w:val="es-ES"/>
-              </w:rPr>
               <w:t xml:space="preserve">: solo multicast (</w:t>
             </w:r>
             <w:r>
               <w:rPr>
                 <w:rStyle w:val="VerbatimChar"/>
-                <w:lang w:val="es-ES"/>
               </w:rPr>
               <w:t xml:space="preserve">FF02::1</w:t>
             </w:r>
             <w:r>
-              <w:rPr>
-                <w:lang w:val="es-ES"/>
-              </w:rPr>
               <w:t xml:space="preserve"> </w:t>
             </w:r>
             <w:r>
-              <w:rPr>
-                <w:lang w:val="es-ES"/>
-              </w:rPr>
               <w:t xml:space="preserve">≈ todos los nodos)</w:t>
             </w:r>
           </w:p>
@@ -2062,9 +1511,6 @@
               <w:pStyle w:val="Compact"/>
             </w:pPr>
             <w:r>
-              <w:rPr>
-                <w:lang w:val="es-ES"/>
-              </w:rPr>
               <w:t xml:space="preserve">Resolución IP → MAC</w:t>
             </w:r>
           </w:p>
@@ -2076,9 +1522,6 @@
               <w:pStyle w:val="Compact"/>
             </w:pPr>
             <w:r>
-              <w:rPr>
-                <w:lang w:val="es-ES"/>
-              </w:rPr>
               <w:t xml:space="preserve">ARP</w:t>
             </w:r>
           </w:p>
@@ -2093,20 +1536,13 @@
               <w:rPr>
                 <w:b/>
                 <w:bCs/>
-                <w:lang w:val="es-ES"/>
               </w:rPr>
               <w:t xml:space="preserve">NDP</w:t>
             </w:r>
             <w:r>
-              <w:rPr>
-                <w:lang w:val="es-ES"/>
-              </w:rPr>
               <w:t xml:space="preserve"> </w:t>
             </w:r>
             <w:r>
-              <w:rPr>
-                <w:lang w:val="es-ES"/>
-              </w:rPr>
               <w:t xml:space="preserve">(NS/NA vía ICMPv6, multicast)</w:t>
             </w:r>
           </w:p>
@@ -2120,9 +1556,6 @@
               <w:pStyle w:val="Compact"/>
             </w:pPr>
             <w:r>
-              <w:rPr>
-                <w:lang w:val="es-ES"/>
-              </w:rPr>
               <w:t xml:space="preserve">Multicast de listeners</w:t>
             </w:r>
           </w:p>
@@ -2134,9 +1567,6 @@
               <w:pStyle w:val="Compact"/>
             </w:pPr>
             <w:r>
-              <w:rPr>
-                <w:lang w:val="es-ES"/>
-              </w:rPr>
               <w:t xml:space="preserve">IGMP</w:t>
             </w:r>
           </w:p>
@@ -2151,20 +1581,13 @@
               <w:rPr>
                 <w:b/>
                 <w:bCs/>
-                <w:lang w:val="es-ES"/>
               </w:rPr>
               <w:t xml:space="preserve">MLD</w:t>
             </w:r>
             <w:r>
-              <w:rPr>
-                <w:lang w:val="es-ES"/>
-              </w:rPr>
               <w:t xml:space="preserve"> </w:t>
             </w:r>
             <w:r>
-              <w:rPr>
-                <w:lang w:val="es-ES"/>
-              </w:rPr>
               <w:t xml:space="preserve">(Multicast Listener Discovery)</w:t>
             </w:r>
           </w:p>
@@ -2178,9 +1601,6 @@
               <w:pStyle w:val="Compact"/>
             </w:pPr>
             <w:r>
-              <w:rPr>
-                <w:lang w:val="es-ES"/>
-              </w:rPr>
               <w:t xml:space="preserve">Configuración automática</w:t>
             </w:r>
           </w:p>
@@ -2192,9 +1612,6 @@
               <w:pStyle w:val="Compact"/>
             </w:pPr>
             <w:r>
-              <w:rPr>
-                <w:lang w:val="es-ES"/>
-              </w:rPr>
               <w:t xml:space="preserve">DHCP</w:t>
             </w:r>
           </w:p>
@@ -2209,20 +1626,13 @@
               <w:rPr>
                 <w:b/>
                 <w:bCs/>
-                <w:lang w:val="es-ES"/>
               </w:rPr>
               <w:t xml:space="preserve">SLAAC + DHCPv6</w:t>
             </w:r>
             <w:r>
-              <w:rPr>
-                <w:lang w:val="es-ES"/>
-              </w:rPr>
               <w:t xml:space="preserve"> </w:t>
             </w:r>
             <w:r>
-              <w:rPr>
-                <w:lang w:val="es-ES"/>
-              </w:rPr>
               <w:t xml:space="preserve">(stateless/stateful, flags M/O)</w:t>
             </w:r>
           </w:p>
@@ -2236,9 +1646,6 @@
               <w:pStyle w:val="Compact"/>
             </w:pPr>
             <w:r>
-              <w:rPr>
-                <w:lang w:val="es-ES"/>
-              </w:rPr>
               <w:t xml:space="preserve">Loopback</w:t>
             </w:r>
           </w:p>
@@ -2250,9 +1657,6 @@
               <w:pStyle w:val="Compact"/>
             </w:pPr>
             <w:r>
-              <w:rPr>
-                <w:lang w:val="es-ES"/>
-              </w:rPr>
               <w:t xml:space="preserve">127.0.0.1</w:t>
             </w:r>
           </w:p>
@@ -2268,7 +1672,6 @@
                 <w:rStyle w:val="VerbatimChar"/>
                 <w:b/>
                 <w:bCs/>
-                <w:lang w:val="es-ES"/>
               </w:rPr>
               <w:t xml:space="preserve">::1</w:t>
             </w:r>
@@ -2283,9 +1686,6 @@
               <w:pStyle w:val="Compact"/>
             </w:pPr>
             <w:r>
-              <w:rPr>
-                <w:lang w:val="es-ES"/>
-              </w:rPr>
               <w:t xml:space="preserve">Fragmentación</w:t>
             </w:r>
           </w:p>
@@ -2297,9 +1697,6 @@
               <w:pStyle w:val="Compact"/>
             </w:pPr>
             <w:r>
-              <w:rPr>
-                <w:lang w:val="es-ES"/>
-              </w:rPr>
               <w:t xml:space="preserve">La hacen cualquier router intermedio</w:t>
             </w:r>
           </w:p>
@@ -2314,20 +1711,13 @@
               <w:rPr>
                 <w:b/>
                 <w:bCs/>
-                <w:lang w:val="es-ES"/>
               </w:rPr>
               <w:t xml:space="preserve">Solo la hace el origen</w:t>
             </w:r>
             <w:r>
-              <w:rPr>
-                <w:lang w:val="es-ES"/>
-              </w:rPr>
               <w:t xml:space="preserve"> </w:t>
             </w:r>
             <w:r>
-              <w:rPr>
-                <w:lang w:val="es-ES"/>
-              </w:rPr>
               <w:t xml:space="preserve">(Path MTU Discovery)</w:t>
             </w:r>
           </w:p>
@@ -2341,9 +1731,6 @@
               <w:pStyle w:val="Compact"/>
             </w:pPr>
             <w:r>
-              <w:rPr>
-                <w:lang w:val="es-ES"/>
-              </w:rPr>
               <w:t xml:space="preserve">Seguridad / NAT</w:t>
             </w:r>
           </w:p>
@@ -2355,9 +1742,6 @@
               <w:pStyle w:val="Compact"/>
             </w:pPr>
             <w:r>
-              <w:rPr>
-                <w:lang w:val="es-ES"/>
-              </w:rPr>
               <w:t xml:space="preserve">NAT compartido para las privadas</w:t>
             </w:r>
           </w:p>
@@ -2372,14 +1756,10 @@
               <w:rPr>
                 <w:b/>
                 <w:bCs/>
-                <w:lang w:val="es-ES"/>
               </w:rPr>
               <w:t xml:space="preserve">Sin NAT</w:t>
             </w:r>
             <w:r>
-              <w:rPr>
-                <w:lang w:val="es-ES"/>
-              </w:rPr>
               <w:t xml:space="preserve">: extremo a extremo; firewall y (opcional) IPsec</w:t>
             </w:r>
           </w:p>
@@ -2391,61 +1771,38 @@
         <w:pStyle w:val="BlockText"/>
       </w:pPr>
       <w:r>
-        <w:rPr>
-          <w:lang w:val="es-ES"/>
-        </w:rPr>
         <w:t xml:space="preserve">💡 La fila de</w:t>
       </w:r>
       <w:r>
-        <w:rPr>
-          <w:lang w:val="es-ES"/>
-        </w:rPr>
         <w:t xml:space="preserve"> </w:t>
       </w:r>
       <w:r>
         <w:rPr>
           <w:i/>
           <w:iCs/>
-          <w:lang w:val="es-ES"/>
         </w:rPr>
         <w:t xml:space="preserve">fragmentación</w:t>
       </w:r>
       <w:r>
-        <w:rPr>
-          <w:lang w:val="es-ES"/>
-        </w:rPr>
-        <w:t xml:space="preserve"> </w:t>
-      </w:r>
-      <w:r>
-        <w:rPr>
-          <w:lang w:val="es-ES"/>
-        </w:rPr>
+        <w:t xml:space="preserve"> </w:t>
+      </w:r>
+      <w:r>
         <w:t xml:space="preserve">y la de</w:t>
       </w:r>
       <w:r>
-        <w:rPr>
-          <w:lang w:val="es-ES"/>
-        </w:rPr>
         <w:t xml:space="preserve"> </w:t>
       </w:r>
       <w:r>
         <w:rPr>
           <w:i/>
           <w:iCs/>
-          <w:lang w:val="es-ES"/>
         </w:rPr>
         <w:t xml:space="preserve">NAT</w:t>
       </w:r>
       <w:r>
-        <w:rPr>
-          <w:lang w:val="es-ES"/>
-        </w:rPr>
-        <w:t xml:space="preserve"> </w:t>
-      </w:r>
-      <w:r>
-        <w:rPr>
-          <w:lang w:val="es-ES"/>
-        </w:rPr>
+        <w:t xml:space="preserve"> </w:t>
+      </w:r>
+      <w:r>
         <w:t xml:space="preserve">suelen ser las que más sorprende: en IPv6 los routers ya no fragmentan (lo hace el origen), y el NAT, además de feo, era una falsa sensación de seguridad. Se acabó el escondite.</w:t>
       </w:r>
     </w:p>

--- a/docx/03-direccionamiento-ip/boletin-U03-ipv6-avanzado-resuelto.docx
+++ b/docx/03-direccionamiento-ip/boletin-U03-ipv6-avanzado-resuelto.docx
@@ -28,23 +28,23 @@
         </w:p>
       </w:sdtContent>
     </w:sdt>
-    <w:bookmarkStart w:id="9" w:name="boletín-ud3-ipv6-avanzado-resuelto"/>
+    <w:bookmarkStart w:id="9" w:name="X9042fd1716f3ee8e33f4063c4402eae2b3ca26f"/>
     <w:p>
       <w:pPr>
         <w:pStyle w:val="Heading1"/>
       </w:pPr>
       <w:r>
-        <w:t xml:space="preserve">Boletín UD3 · IPv6 — Avanzado (Resuelto)</w:t>
+        <w:t xml:space="preserve">Boletín de Direccionamiento IP · IPv6 — Avanzado (Resuelto)</w:t>
       </w:r>
     </w:p>
     <w:bookmarkEnd w:id="9"/>
-    <w:bookmarkStart w:id="18" w:name="boletín-ud3-ipv6-avanzado-resuelto-1"/>
+    <w:bookmarkStart w:id="18" w:name="X1d80a1babb4709c5cb688ca8931edf91b9b6832"/>
     <w:p>
       <w:pPr>
         <w:pStyle w:val="Heading1"/>
       </w:pPr>
       <w:r>
-        <w:t xml:space="preserve">✅ Boletín UD3 · IPv6 — Avanzado (Resuelto)</w:t>
+        <w:t xml:space="preserve">✅ Boletín de Direccionamiento IP · IPv6 — Avanzado (Resuelto)</w:t>
       </w:r>
     </w:p>
     <w:p>

--- a/docx/03-direccionamiento-ip/boletin-U03-ipv6-avanzado-resuelto.docx
+++ b/docx/03-direccionamiento-ip/boletin-U03-ipv6-avanzado-resuelto.docx
@@ -684,6 +684,36 @@
         <w:t xml:space="preserve">DHCPv6 Stateful. El servidor DHCPv6 da tanto la IP como el DNS. SLAAC no se usa para la IP. Esto es más parecido al DHCP de IPv4.</w:t>
       </w:r>
     </w:p>
+    <w:p>
+      <w:pPr>
+        <w:numPr>
+          <w:ilvl w:val="0"/>
+          <w:numId w:val="1007"/>
+        </w:numPr>
+      </w:pPr>
+      <w:r>
+        <w:rPr>
+          <w:b/>
+          <w:bCs/>
+        </w:rPr>
+        <w:t xml:space="preserve">Del origen del propio RA:</w:t>
+      </w:r>
+      <w:r>
+        <w:t xml:space="preserve"> </w:t>
+      </w:r>
+      <w:r>
+        <w:t xml:space="preserve">el cliente toma como gateway la dirección Link-Local (</w:t>
+      </w:r>
+      <w:r>
+        <w:rPr>
+          <w:rStyle w:val="VerbatimChar"/>
+        </w:rPr>
+        <w:t xml:space="preserve">fe80::…</w:t>
+      </w:r>
+      <w:r>
+        <w:t xml:space="preserve">) desde la que llegó el Router Advertisement. Por eso el RA viaja siempre desde la LLA del router y por eso no necesitas DHCPv6 para el gateway.</w:t>
+      </w:r>
+    </w:p>
     <w:bookmarkEnd w:id="14"/>
     <w:bookmarkStart w:id="15" w:name="ndp-en-acción"/>
     <w:p>
@@ -1032,10 +1062,13 @@
         <w:rPr>
           <w:rStyle w:val="VerbatimChar"/>
         </w:rPr>
-        <w:t xml:space="preserve">ping -6 2001:DB8:1::10%&lt;id-interfaz&gt;</w:t>
-      </w:r>
-      <w:r>
-        <w:t xml:space="preserve">.</w:t>
+        <w:t xml:space="preserve">ping -6 2001:DB8:1::10</w:t>
+      </w:r>
+      <w:r>
+        <w:t xml:space="preserve"> </w:t>
+      </w:r>
+      <w:r>
+        <w:t xml:space="preserve">desde la misma interfaz.</w:t>
       </w:r>
     </w:p>
     <w:p>
@@ -1697,7 +1730,7 @@
               <w:pStyle w:val="Compact"/>
             </w:pPr>
             <w:r>
-              <w:t xml:space="preserve">La hacen cualquier router intermedio</w:t>
+              <w:t xml:space="preserve">Los routers intermedios la hacen</w:t>
             </w:r>
           </w:p>
         </w:tc>
